--- a/docs/developpement/phases/word/PHASE_43_BACK_OFFICE_NIVEAU_2_SUPPORT_SUR_AUTORISATION_DU_LIEU.docx
+++ b/docs/developpement/phases/word/PHASE_43_BACK_OFFICE_NIVEAU_2_SUPPORT_SUR_AUTORISATION_DU_LIEU.docx
@@ -20,7 +20,7 @@
       <w:r>
         <w:t xml:space="preserve">FlaiX Expert · dossier de développement · généré le 2026-10-19 depuis le dépôt </w:t>
       </w:r>
-      <w:hyperlink w:history="1" r:id="rIdzdnzrfznsmh0raghizsq8">
+      <w:hyperlink w:history="1" r:id="rIdv2z1adabdo8rxkdjhb68q">
         <w:r>
           <w:rPr>
             <w:rStyle w:val="Hyperlink"/>
@@ -918,7 +918,7 @@
           <w:numId w:val="2"/>
         </w:numPr>
       </w:pPr>
-      <w:hyperlink w:history="1" r:id="rId2v_8dtrefyrkbbzqf6g3e">
+      <w:hyperlink w:history="1" r:id="rIdj2qprvyqdcssnk4kz3m5e">
         <w:r>
           <w:rPr>
             <w:rStyle w:val="Hyperlink"/>
@@ -966,7 +966,7 @@
       <w:r>
         <w:t xml:space="preserve"> — créé — </w:t>
       </w:r>
-      <w:hyperlink w:history="1" r:id="rIdhaaci9u0ydpux5oidhrhn">
+      <w:hyperlink w:history="1" r:id="rIdiohrp8vzocos6mqeh0tej">
         <w:r>
           <w:rPr>
             <w:rStyle w:val="Hyperlink"/>
@@ -1003,7 +1003,7 @@
       <w:r>
         <w:t xml:space="preserve"> — créé — </w:t>
       </w:r>
-      <w:hyperlink w:history="1" r:id="rIdg3hc8tml4q2ptyxsyo9w0">
+      <w:hyperlink w:history="1" r:id="rIdjcohhrfl6qrq0x8l1kt25">
         <w:r>
           <w:rPr>
             <w:rStyle w:val="Hyperlink"/>
@@ -1040,7 +1040,7 @@
       <w:r>
         <w:t xml:space="preserve"> — modifié — </w:t>
       </w:r>
-      <w:hyperlink w:history="1" r:id="rIdhodo-dul2fbyumv4sqakz">
+      <w:hyperlink w:history="1" r:id="rIdrb94xzlygzdmrt2kczdqq">
         <w:r>
           <w:rPr>
             <w:rStyle w:val="Hyperlink"/>
@@ -1069,7 +1069,7 @@
       <w:r>
         <w:t xml:space="preserve"> — modifié — </w:t>
       </w:r>
-      <w:hyperlink w:history="1" r:id="rIdbzbhiey8aa4unyfn6-yk2">
+      <w:hyperlink w:history="1" r:id="rId4z7uqz6kcaizpvkdgxyrg">
         <w:r>
           <w:rPr>
             <w:rStyle w:val="Hyperlink"/>
@@ -1098,7 +1098,7 @@
       <w:r>
         <w:t xml:space="preserve"> — modifié — </w:t>
       </w:r>
-      <w:hyperlink w:history="1" r:id="rId60k-mwz4byhrjnamzptch">
+      <w:hyperlink w:history="1" r:id="rIduab_zzrka3sw2tdfyck-f">
         <w:r>
           <w:rPr>
             <w:rStyle w:val="Hyperlink"/>
@@ -1135,7 +1135,7 @@
       <w:r>
         <w:t xml:space="preserve"> — modifié — </w:t>
       </w:r>
-      <w:hyperlink w:history="1" r:id="rIdwnyhuqg-0bpr3hjanftoy">
+      <w:hyperlink w:history="1" r:id="rId7skdaixkyln2t09axlh1d">
         <w:r>
           <w:rPr>
             <w:rStyle w:val="Hyperlink"/>
@@ -1164,7 +1164,7 @@
       <w:r>
         <w:t xml:space="preserve"> — modifié — </w:t>
       </w:r>
-      <w:hyperlink w:history="1" r:id="rIdrdz_oixywginbzb2shamv">
+      <w:hyperlink w:history="1" r:id="rIdrq5684y-ubuj1njyejn2a">
         <w:r>
           <w:rPr>
             <w:rStyle w:val="Hyperlink"/>
@@ -1193,7 +1193,7 @@
       <w:r>
         <w:t xml:space="preserve"> — modifié — </w:t>
       </w:r>
-      <w:hyperlink w:history="1" r:id="rIdhqbyfw9qquxurnfl6dr5t">
+      <w:hyperlink w:history="1" r:id="rIdayul8lxfmyzgutqni4scf">
         <w:r>
           <w:rPr>
             <w:rStyle w:val="Hyperlink"/>
@@ -1222,7 +1222,7 @@
       <w:r>
         <w:t xml:space="preserve"> — modifié — </w:t>
       </w:r>
-      <w:hyperlink w:history="1" r:id="rId2vsvgx4wu96nvx81elj1b">
+      <w:hyperlink w:history="1" r:id="rIdfminb7ke-dx7onpwrvrnk">
         <w:r>
           <w:rPr>
             <w:rStyle w:val="Hyperlink"/>
@@ -1251,7 +1251,7 @@
       <w:r>
         <w:t xml:space="preserve"> — modifié — </w:t>
       </w:r>
-      <w:hyperlink w:history="1" r:id="rIddh7vddcyu4fropqsrkux5">
+      <w:hyperlink w:history="1" r:id="rIdmt_bdzjcw78pjqkzaof87">
         <w:r>
           <w:rPr>
             <w:rStyle w:val="Hyperlink"/>
@@ -1280,7 +1280,7 @@
       <w:r>
         <w:t xml:space="preserve"> — créé — </w:t>
       </w:r>
-      <w:hyperlink w:history="1" r:id="rId1eoueiv4fx3fu8byqbc2p">
+      <w:hyperlink w:history="1" r:id="rIdqzicz785mvinmtmnmikkx">
         <w:r>
           <w:rPr>
             <w:rStyle w:val="Hyperlink"/>
@@ -1309,7 +1309,7 @@
       <w:r>
         <w:t xml:space="preserve"> — modifié — </w:t>
       </w:r>
-      <w:hyperlink w:history="1" r:id="rIdlmzuxtw2b2xmlxadseh1d">
+      <w:hyperlink w:history="1" r:id="rIdrjisaakfyad7hornxtqor">
         <w:r>
           <w:rPr>
             <w:rStyle w:val="Hyperlink"/>
@@ -1346,7 +1346,7 @@
       <w:r>
         <w:t xml:space="preserve"> — modifié — </w:t>
       </w:r>
-      <w:hyperlink w:history="1" r:id="rIdl6sp7e09neemm6rqyhqk5">
+      <w:hyperlink w:history="1" r:id="rIdqzslvtlpqincelljakc6v">
         <w:r>
           <w:rPr>
             <w:rStyle w:val="Hyperlink"/>
@@ -1375,7 +1375,7 @@
       <w:r>
         <w:t xml:space="preserve"> — modifié — </w:t>
       </w:r>
-      <w:hyperlink w:history="1" r:id="rIdu8_2mql7vbv2cbv3kyxuk">
+      <w:hyperlink w:history="1" r:id="rIducksexjdf9gsnq2orkwjr">
         <w:r>
           <w:rPr>
             <w:rStyle w:val="Hyperlink"/>
@@ -1404,7 +1404,7 @@
       <w:r>
         <w:t xml:space="preserve"> — modifié — </w:t>
       </w:r>
-      <w:hyperlink w:history="1" r:id="rIdakpy4rugiwssrkrxwdrzm">
+      <w:hyperlink w:history="1" r:id="rIdzlt1x7rkw0hd4erqpb2px">
         <w:r>
           <w:rPr>
             <w:rStyle w:val="Hyperlink"/>
@@ -1433,7 +1433,7 @@
       <w:r>
         <w:t xml:space="preserve"> — modifié — </w:t>
       </w:r>
-      <w:hyperlink w:history="1" r:id="rId8y61p1met13frxzlomndk">
+      <w:hyperlink w:history="1" r:id="rIdtu-hnuuxdehzmc1a_qcf-">
         <w:r>
           <w:rPr>
             <w:rStyle w:val="Hyperlink"/>
@@ -1462,7 +1462,7 @@
       <w:r>
         <w:t xml:space="preserve"> — créé — </w:t>
       </w:r>
-      <w:hyperlink w:history="1" r:id="rIddzs4dtmiyzhihvbpkqbuj">
+      <w:hyperlink w:history="1" r:id="rId8qudqb90jqjgltcgvupxn">
         <w:r>
           <w:rPr>
             <w:rStyle w:val="Hyperlink"/>
@@ -1491,7 +1491,7 @@
       <w:r>
         <w:t xml:space="preserve"> — créé — </w:t>
       </w:r>
-      <w:hyperlink w:history="1" r:id="rIdde26jnr1svcpwansbcgab">
+      <w:hyperlink w:history="1" r:id="rIdceq3kwyf3xz-hzli_ohgw">
         <w:r>
           <w:rPr>
             <w:rStyle w:val="Hyperlink"/>
@@ -1520,7 +1520,7 @@
       <w:r>
         <w:t xml:space="preserve"> — modifié — </w:t>
       </w:r>
-      <w:hyperlink w:history="1" r:id="rIdl87c6zyuy0yvowu7raznh">
+      <w:hyperlink w:history="1" r:id="rIdj9nfz63e_h9s6a-2re9qs">
         <w:r>
           <w:rPr>
             <w:rStyle w:val="Hyperlink"/>

--- a/docs/developpement/phases/word/PHASE_43_BACK_OFFICE_NIVEAU_2_SUPPORT_SUR_AUTORISATION_DU_LIEU.docx
+++ b/docs/developpement/phases/word/PHASE_43_BACK_OFFICE_NIVEAU_2_SUPPORT_SUR_AUTORISATION_DU_LIEU.docx
@@ -20,7 +20,7 @@
       <w:r>
         <w:t xml:space="preserve">FlaiX Expert · dossier de développement · généré le 2026-10-19 depuis le dépôt </w:t>
       </w:r>
-      <w:hyperlink w:history="1" r:id="rIdv2z1adabdo8rxkdjhb68q">
+      <w:hyperlink w:history="1" r:id="rIdhx_igc5q6uk-tycsi4bae">
         <w:r>
           <w:rPr>
             <w:rStyle w:val="Hyperlink"/>
@@ -918,7 +918,7 @@
           <w:numId w:val="2"/>
         </w:numPr>
       </w:pPr>
-      <w:hyperlink w:history="1" r:id="rIdj2qprvyqdcssnk4kz3m5e">
+      <w:hyperlink w:history="1" r:id="rIdgncr4n1d8sgu-cypfpd1u">
         <w:r>
           <w:rPr>
             <w:rStyle w:val="Hyperlink"/>
@@ -966,7 +966,7 @@
       <w:r>
         <w:t xml:space="preserve"> — créé — </w:t>
       </w:r>
-      <w:hyperlink w:history="1" r:id="rIdiohrp8vzocos6mqeh0tej">
+      <w:hyperlink w:history="1" r:id="rIdbdw5wdq1ctslgnan8vr0m">
         <w:r>
           <w:rPr>
             <w:rStyle w:val="Hyperlink"/>
@@ -1003,7 +1003,7 @@
       <w:r>
         <w:t xml:space="preserve"> — créé — </w:t>
       </w:r>
-      <w:hyperlink w:history="1" r:id="rIdjcohhrfl6qrq0x8l1kt25">
+      <w:hyperlink w:history="1" r:id="rIdv0jxuyz-nlpzcmci8w9qy">
         <w:r>
           <w:rPr>
             <w:rStyle w:val="Hyperlink"/>
@@ -1040,7 +1040,7 @@
       <w:r>
         <w:t xml:space="preserve"> — modifié — </w:t>
       </w:r>
-      <w:hyperlink w:history="1" r:id="rIdrb94xzlygzdmrt2kczdqq">
+      <w:hyperlink w:history="1" r:id="rIdixp4iwahzayy3myevsiul">
         <w:r>
           <w:rPr>
             <w:rStyle w:val="Hyperlink"/>
@@ -1069,7 +1069,7 @@
       <w:r>
         <w:t xml:space="preserve"> — modifié — </w:t>
       </w:r>
-      <w:hyperlink w:history="1" r:id="rId4z7uqz6kcaizpvkdgxyrg">
+      <w:hyperlink w:history="1" r:id="rIdmgz7q6qbb_zotbvr9twvw">
         <w:r>
           <w:rPr>
             <w:rStyle w:val="Hyperlink"/>
@@ -1098,7 +1098,7 @@
       <w:r>
         <w:t xml:space="preserve"> — modifié — </w:t>
       </w:r>
-      <w:hyperlink w:history="1" r:id="rIduab_zzrka3sw2tdfyck-f">
+      <w:hyperlink w:history="1" r:id="rIdprozdsljbrhf2cbbxhjc7">
         <w:r>
           <w:rPr>
             <w:rStyle w:val="Hyperlink"/>
@@ -1135,7 +1135,7 @@
       <w:r>
         <w:t xml:space="preserve"> — modifié — </w:t>
       </w:r>
-      <w:hyperlink w:history="1" r:id="rId7skdaixkyln2t09axlh1d">
+      <w:hyperlink w:history="1" r:id="rIdvjfnyc-cy7hqdut8qpk7l">
         <w:r>
           <w:rPr>
             <w:rStyle w:val="Hyperlink"/>
@@ -1164,7 +1164,7 @@
       <w:r>
         <w:t xml:space="preserve"> — modifié — </w:t>
       </w:r>
-      <w:hyperlink w:history="1" r:id="rIdrq5684y-ubuj1njyejn2a">
+      <w:hyperlink w:history="1" r:id="rIdqaiaqvujpass0ak0m9slh">
         <w:r>
           <w:rPr>
             <w:rStyle w:val="Hyperlink"/>
@@ -1193,7 +1193,7 @@
       <w:r>
         <w:t xml:space="preserve"> — modifié — </w:t>
       </w:r>
-      <w:hyperlink w:history="1" r:id="rIdayul8lxfmyzgutqni4scf">
+      <w:hyperlink w:history="1" r:id="rIdsudz5nrmduh7ropivpfbf">
         <w:r>
           <w:rPr>
             <w:rStyle w:val="Hyperlink"/>
@@ -1222,7 +1222,7 @@
       <w:r>
         <w:t xml:space="preserve"> — modifié — </w:t>
       </w:r>
-      <w:hyperlink w:history="1" r:id="rIdfminb7ke-dx7onpwrvrnk">
+      <w:hyperlink w:history="1" r:id="rIdtjrfz39oibwhntcxngzxh">
         <w:r>
           <w:rPr>
             <w:rStyle w:val="Hyperlink"/>
@@ -1251,7 +1251,7 @@
       <w:r>
         <w:t xml:space="preserve"> — modifié — </w:t>
       </w:r>
-      <w:hyperlink w:history="1" r:id="rIdmt_bdzjcw78pjqkzaof87">
+      <w:hyperlink w:history="1" r:id="rIddehl3q1rwuwihjylyl6oz">
         <w:r>
           <w:rPr>
             <w:rStyle w:val="Hyperlink"/>
@@ -1280,7 +1280,7 @@
       <w:r>
         <w:t xml:space="preserve"> — créé — </w:t>
       </w:r>
-      <w:hyperlink w:history="1" r:id="rIdqzicz785mvinmtmnmikkx">
+      <w:hyperlink w:history="1" r:id="rIdfsqeb2iw5s-rmp7pvvele">
         <w:r>
           <w:rPr>
             <w:rStyle w:val="Hyperlink"/>
@@ -1309,7 +1309,7 @@
       <w:r>
         <w:t xml:space="preserve"> — modifié — </w:t>
       </w:r>
-      <w:hyperlink w:history="1" r:id="rIdrjisaakfyad7hornxtqor">
+      <w:hyperlink w:history="1" r:id="rIdetzt-z-mi71wklbq6nd8e">
         <w:r>
           <w:rPr>
             <w:rStyle w:val="Hyperlink"/>
@@ -1346,7 +1346,7 @@
       <w:r>
         <w:t xml:space="preserve"> — modifié — </w:t>
       </w:r>
-      <w:hyperlink w:history="1" r:id="rIdqzslvtlpqincelljakc6v">
+      <w:hyperlink w:history="1" r:id="rIdorwmp6c3ohz0fofx2h8hu">
         <w:r>
           <w:rPr>
             <w:rStyle w:val="Hyperlink"/>
@@ -1375,7 +1375,7 @@
       <w:r>
         <w:t xml:space="preserve"> — modifié — </w:t>
       </w:r>
-      <w:hyperlink w:history="1" r:id="rIducksexjdf9gsnq2orkwjr">
+      <w:hyperlink w:history="1" r:id="rIdpiwuksiohizh2_udxnb0z">
         <w:r>
           <w:rPr>
             <w:rStyle w:val="Hyperlink"/>
@@ -1404,7 +1404,7 @@
       <w:r>
         <w:t xml:space="preserve"> — modifié — </w:t>
       </w:r>
-      <w:hyperlink w:history="1" r:id="rIdzlt1x7rkw0hd4erqpb2px">
+      <w:hyperlink w:history="1" r:id="rIdmkbeszcvtaisyucvnfn2i">
         <w:r>
           <w:rPr>
             <w:rStyle w:val="Hyperlink"/>
@@ -1433,7 +1433,7 @@
       <w:r>
         <w:t xml:space="preserve"> — modifié — </w:t>
       </w:r>
-      <w:hyperlink w:history="1" r:id="rIdtu-hnuuxdehzmc1a_qcf-">
+      <w:hyperlink w:history="1" r:id="rIdwzvfxy0clr5ul_gh2_0ny">
         <w:r>
           <w:rPr>
             <w:rStyle w:val="Hyperlink"/>
@@ -1462,7 +1462,7 @@
       <w:r>
         <w:t xml:space="preserve"> — créé — </w:t>
       </w:r>
-      <w:hyperlink w:history="1" r:id="rId8qudqb90jqjgltcgvupxn">
+      <w:hyperlink w:history="1" r:id="rIdc480nsmcqcux1xpiedgqm">
         <w:r>
           <w:rPr>
             <w:rStyle w:val="Hyperlink"/>
@@ -1491,7 +1491,7 @@
       <w:r>
         <w:t xml:space="preserve"> — créé — </w:t>
       </w:r>
-      <w:hyperlink w:history="1" r:id="rIdceq3kwyf3xz-hzli_ohgw">
+      <w:hyperlink w:history="1" r:id="rIdc72b5umjpocncycdean4o">
         <w:r>
           <w:rPr>
             <w:rStyle w:val="Hyperlink"/>
@@ -1520,7 +1520,7 @@
       <w:r>
         <w:t xml:space="preserve"> — modifié — </w:t>
       </w:r>
-      <w:hyperlink w:history="1" r:id="rIdj9nfz63e_h9s6a-2re9qs">
+      <w:hyperlink w:history="1" r:id="rIdfeweyvv4r1iiogjumashj">
         <w:r>
           <w:rPr>
             <w:rStyle w:val="Hyperlink"/>

--- a/docs/developpement/phases/word/PHASE_43_BACK_OFFICE_NIVEAU_2_SUPPORT_SUR_AUTORISATION_DU_LIEU.docx
+++ b/docs/developpement/phases/word/PHASE_43_BACK_OFFICE_NIVEAU_2_SUPPORT_SUR_AUTORISATION_DU_LIEU.docx
@@ -20,7 +20,7 @@
       <w:r>
         <w:t xml:space="preserve">FlaiX Expert · dossier de développement · généré le 2026-10-19 depuis le dépôt </w:t>
       </w:r>
-      <w:hyperlink w:history="1" r:id="rIdhx_igc5q6uk-tycsi4bae">
+      <w:hyperlink w:history="1" r:id="rId4owizvy6kjeia3yll-u3b">
         <w:r>
           <w:rPr>
             <w:rStyle w:val="Hyperlink"/>
@@ -918,7 +918,7 @@
           <w:numId w:val="2"/>
         </w:numPr>
       </w:pPr>
-      <w:hyperlink w:history="1" r:id="rIdgncr4n1d8sgu-cypfpd1u">
+      <w:hyperlink w:history="1" r:id="rIdx3hxozutuxwcc9ioporr_">
         <w:r>
           <w:rPr>
             <w:rStyle w:val="Hyperlink"/>
@@ -966,7 +966,7 @@
       <w:r>
         <w:t xml:space="preserve"> — créé — </w:t>
       </w:r>
-      <w:hyperlink w:history="1" r:id="rIdbdw5wdq1ctslgnan8vr0m">
+      <w:hyperlink w:history="1" r:id="rIddvcikjumbaqoxwe7ssvdf">
         <w:r>
           <w:rPr>
             <w:rStyle w:val="Hyperlink"/>
@@ -1003,7 +1003,7 @@
       <w:r>
         <w:t xml:space="preserve"> — créé — </w:t>
       </w:r>
-      <w:hyperlink w:history="1" r:id="rIdv0jxuyz-nlpzcmci8w9qy">
+      <w:hyperlink w:history="1" r:id="rIdqtmywywl7lmz83vywiro2">
         <w:r>
           <w:rPr>
             <w:rStyle w:val="Hyperlink"/>
@@ -1040,7 +1040,7 @@
       <w:r>
         <w:t xml:space="preserve"> — modifié — </w:t>
       </w:r>
-      <w:hyperlink w:history="1" r:id="rIdixp4iwahzayy3myevsiul">
+      <w:hyperlink w:history="1" r:id="rIdt02fu_vdhv1opfkyg08a4">
         <w:r>
           <w:rPr>
             <w:rStyle w:val="Hyperlink"/>
@@ -1069,7 +1069,7 @@
       <w:r>
         <w:t xml:space="preserve"> — modifié — </w:t>
       </w:r>
-      <w:hyperlink w:history="1" r:id="rIdmgz7q6qbb_zotbvr9twvw">
+      <w:hyperlink w:history="1" r:id="rIdhnmeezplqys3kqzznupyl">
         <w:r>
           <w:rPr>
             <w:rStyle w:val="Hyperlink"/>
@@ -1098,7 +1098,7 @@
       <w:r>
         <w:t xml:space="preserve"> — modifié — </w:t>
       </w:r>
-      <w:hyperlink w:history="1" r:id="rIdprozdsljbrhf2cbbxhjc7">
+      <w:hyperlink w:history="1" r:id="rIdoixppqaweyubsav6rknpd">
         <w:r>
           <w:rPr>
             <w:rStyle w:val="Hyperlink"/>
@@ -1135,7 +1135,7 @@
       <w:r>
         <w:t xml:space="preserve"> — modifié — </w:t>
       </w:r>
-      <w:hyperlink w:history="1" r:id="rIdvjfnyc-cy7hqdut8qpk7l">
+      <w:hyperlink w:history="1" r:id="rIdzwavqlzkmge3ctm0l0jvm">
         <w:r>
           <w:rPr>
             <w:rStyle w:val="Hyperlink"/>
@@ -1164,7 +1164,7 @@
       <w:r>
         <w:t xml:space="preserve"> — modifié — </w:t>
       </w:r>
-      <w:hyperlink w:history="1" r:id="rIdqaiaqvujpass0ak0m9slh">
+      <w:hyperlink w:history="1" r:id="rIdqxi-yio_0rsfy2jsqk2y7">
         <w:r>
           <w:rPr>
             <w:rStyle w:val="Hyperlink"/>
@@ -1193,7 +1193,7 @@
       <w:r>
         <w:t xml:space="preserve"> — modifié — </w:t>
       </w:r>
-      <w:hyperlink w:history="1" r:id="rIdsudz5nrmduh7ropivpfbf">
+      <w:hyperlink w:history="1" r:id="rIdgk4-dyhlpyagenowo7ffh">
         <w:r>
           <w:rPr>
             <w:rStyle w:val="Hyperlink"/>
@@ -1222,7 +1222,7 @@
       <w:r>
         <w:t xml:space="preserve"> — modifié — </w:t>
       </w:r>
-      <w:hyperlink w:history="1" r:id="rIdtjrfz39oibwhntcxngzxh">
+      <w:hyperlink w:history="1" r:id="rId_eigmgu7l2crkvzbjhh5g">
         <w:r>
           <w:rPr>
             <w:rStyle w:val="Hyperlink"/>
@@ -1251,7 +1251,7 @@
       <w:r>
         <w:t xml:space="preserve"> — modifié — </w:t>
       </w:r>
-      <w:hyperlink w:history="1" r:id="rIddehl3q1rwuwihjylyl6oz">
+      <w:hyperlink w:history="1" r:id="rIdigaaseo_8gr3z16rickzh">
         <w:r>
           <w:rPr>
             <w:rStyle w:val="Hyperlink"/>
@@ -1280,7 +1280,7 @@
       <w:r>
         <w:t xml:space="preserve"> — créé — </w:t>
       </w:r>
-      <w:hyperlink w:history="1" r:id="rIdfsqeb2iw5s-rmp7pvvele">
+      <w:hyperlink w:history="1" r:id="rId8hgp5tmrqt_rnb0b_zb_l">
         <w:r>
           <w:rPr>
             <w:rStyle w:val="Hyperlink"/>
@@ -1309,7 +1309,7 @@
       <w:r>
         <w:t xml:space="preserve"> — modifié — </w:t>
       </w:r>
-      <w:hyperlink w:history="1" r:id="rIdetzt-z-mi71wklbq6nd8e">
+      <w:hyperlink w:history="1" r:id="rIdql8m7tzk0obqrxwu2dcxq">
         <w:r>
           <w:rPr>
             <w:rStyle w:val="Hyperlink"/>
@@ -1346,7 +1346,7 @@
       <w:r>
         <w:t xml:space="preserve"> — modifié — </w:t>
       </w:r>
-      <w:hyperlink w:history="1" r:id="rIdorwmp6c3ohz0fofx2h8hu">
+      <w:hyperlink w:history="1" r:id="rId0oueben53kxfsghe3pmkn">
         <w:r>
           <w:rPr>
             <w:rStyle w:val="Hyperlink"/>
@@ -1375,7 +1375,7 @@
       <w:r>
         <w:t xml:space="preserve"> — modifié — </w:t>
       </w:r>
-      <w:hyperlink w:history="1" r:id="rIdpiwuksiohizh2_udxnb0z">
+      <w:hyperlink w:history="1" r:id="rId7ajhh8oypn-ezoejiwdto">
         <w:r>
           <w:rPr>
             <w:rStyle w:val="Hyperlink"/>
@@ -1404,7 +1404,7 @@
       <w:r>
         <w:t xml:space="preserve"> — modifié — </w:t>
       </w:r>
-      <w:hyperlink w:history="1" r:id="rIdmkbeszcvtaisyucvnfn2i">
+      <w:hyperlink w:history="1" r:id="rIdz4p3fyzmfiq3ygp-6ud9v">
         <w:r>
           <w:rPr>
             <w:rStyle w:val="Hyperlink"/>
@@ -1433,7 +1433,7 @@
       <w:r>
         <w:t xml:space="preserve"> — modifié — </w:t>
       </w:r>
-      <w:hyperlink w:history="1" r:id="rIdwzvfxy0clr5ul_gh2_0ny">
+      <w:hyperlink w:history="1" r:id="rIdkgflqgcjjsgrbok1atgig">
         <w:r>
           <w:rPr>
             <w:rStyle w:val="Hyperlink"/>
@@ -1462,7 +1462,7 @@
       <w:r>
         <w:t xml:space="preserve"> — créé — </w:t>
       </w:r>
-      <w:hyperlink w:history="1" r:id="rIdc480nsmcqcux1xpiedgqm">
+      <w:hyperlink w:history="1" r:id="rIdfgc1vp4jqxhzr5aty5jlb">
         <w:r>
           <w:rPr>
             <w:rStyle w:val="Hyperlink"/>
@@ -1491,7 +1491,7 @@
       <w:r>
         <w:t xml:space="preserve"> — créé — </w:t>
       </w:r>
-      <w:hyperlink w:history="1" r:id="rIdc72b5umjpocncycdean4o">
+      <w:hyperlink w:history="1" r:id="rId4go052up-yfptalb44gtc">
         <w:r>
           <w:rPr>
             <w:rStyle w:val="Hyperlink"/>
@@ -1520,7 +1520,7 @@
       <w:r>
         <w:t xml:space="preserve"> — modifié — </w:t>
       </w:r>
-      <w:hyperlink w:history="1" r:id="rIdfeweyvv4r1iiogjumashj">
+      <w:hyperlink w:history="1" r:id="rIdagqfza2ms17jzwjz6sj-v">
         <w:r>
           <w:rPr>
             <w:rStyle w:val="Hyperlink"/>

--- a/docs/developpement/phases/word/PHASE_43_BACK_OFFICE_NIVEAU_2_SUPPORT_SUR_AUTORISATION_DU_LIEU.docx
+++ b/docs/developpement/phases/word/PHASE_43_BACK_OFFICE_NIVEAU_2_SUPPORT_SUR_AUTORISATION_DU_LIEU.docx
@@ -20,7 +20,7 @@
       <w:r>
         <w:t xml:space="preserve">FlaiX Expert · dossier de développement · généré le 2026-10-19 depuis le dépôt </w:t>
       </w:r>
-      <w:hyperlink w:history="1" r:id="rId4owizvy6kjeia3yll-u3b">
+      <w:hyperlink w:history="1" r:id="rIdtf4mo1yvrxntdyuk4nh25">
         <w:r>
           <w:rPr>
             <w:rStyle w:val="Hyperlink"/>
@@ -918,7 +918,7 @@
           <w:numId w:val="2"/>
         </w:numPr>
       </w:pPr>
-      <w:hyperlink w:history="1" r:id="rIdx3hxozutuxwcc9ioporr_">
+      <w:hyperlink w:history="1" r:id="rIdbzhz2k-65ocwcjm7r7_aw">
         <w:r>
           <w:rPr>
             <w:rStyle w:val="Hyperlink"/>
@@ -966,7 +966,7 @@
       <w:r>
         <w:t xml:space="preserve"> — créé — </w:t>
       </w:r>
-      <w:hyperlink w:history="1" r:id="rIddvcikjumbaqoxwe7ssvdf">
+      <w:hyperlink w:history="1" r:id="rIdl2jl0xy85j4nt9w1qiswp">
         <w:r>
           <w:rPr>
             <w:rStyle w:val="Hyperlink"/>
@@ -1003,7 +1003,7 @@
       <w:r>
         <w:t xml:space="preserve"> — créé — </w:t>
       </w:r>
-      <w:hyperlink w:history="1" r:id="rIdqtmywywl7lmz83vywiro2">
+      <w:hyperlink w:history="1" r:id="rId6bo8cjazt3hdskre5gw3t">
         <w:r>
           <w:rPr>
             <w:rStyle w:val="Hyperlink"/>
@@ -1040,7 +1040,7 @@
       <w:r>
         <w:t xml:space="preserve"> — modifié — </w:t>
       </w:r>
-      <w:hyperlink w:history="1" r:id="rIdt02fu_vdhv1opfkyg08a4">
+      <w:hyperlink w:history="1" r:id="rIduuin6peo--8vxi9lhphtq">
         <w:r>
           <w:rPr>
             <w:rStyle w:val="Hyperlink"/>
@@ -1069,7 +1069,7 @@
       <w:r>
         <w:t xml:space="preserve"> — modifié — </w:t>
       </w:r>
-      <w:hyperlink w:history="1" r:id="rIdhnmeezplqys3kqzznupyl">
+      <w:hyperlink w:history="1" r:id="rIdn67ddxstq6yg7v8smbi8q">
         <w:r>
           <w:rPr>
             <w:rStyle w:val="Hyperlink"/>
@@ -1098,7 +1098,7 @@
       <w:r>
         <w:t xml:space="preserve"> — modifié — </w:t>
       </w:r>
-      <w:hyperlink w:history="1" r:id="rIdoixppqaweyubsav6rknpd">
+      <w:hyperlink w:history="1" r:id="rIdyyw1ir2kvsey3xumucgjy">
         <w:r>
           <w:rPr>
             <w:rStyle w:val="Hyperlink"/>
@@ -1135,7 +1135,7 @@
       <w:r>
         <w:t xml:space="preserve"> — modifié — </w:t>
       </w:r>
-      <w:hyperlink w:history="1" r:id="rIdzwavqlzkmge3ctm0l0jvm">
+      <w:hyperlink w:history="1" r:id="rIdjuhd5mzulhcwcbx8c7e4e">
         <w:r>
           <w:rPr>
             <w:rStyle w:val="Hyperlink"/>
@@ -1164,7 +1164,7 @@
       <w:r>
         <w:t xml:space="preserve"> — modifié — </w:t>
       </w:r>
-      <w:hyperlink w:history="1" r:id="rIdqxi-yio_0rsfy2jsqk2y7">
+      <w:hyperlink w:history="1" r:id="rIdpgd9pon-jbpl24g7rn2cm">
         <w:r>
           <w:rPr>
             <w:rStyle w:val="Hyperlink"/>
@@ -1193,7 +1193,7 @@
       <w:r>
         <w:t xml:space="preserve"> — modifié — </w:t>
       </w:r>
-      <w:hyperlink w:history="1" r:id="rIdgk4-dyhlpyagenowo7ffh">
+      <w:hyperlink w:history="1" r:id="rIdmshmmct7anzhjimbcety1">
         <w:r>
           <w:rPr>
             <w:rStyle w:val="Hyperlink"/>
@@ -1222,7 +1222,7 @@
       <w:r>
         <w:t xml:space="preserve"> — modifié — </w:t>
       </w:r>
-      <w:hyperlink w:history="1" r:id="rId_eigmgu7l2crkvzbjhh5g">
+      <w:hyperlink w:history="1" r:id="rIdmpdlfccpwr8wybqfhncau">
         <w:r>
           <w:rPr>
             <w:rStyle w:val="Hyperlink"/>
@@ -1251,7 +1251,7 @@
       <w:r>
         <w:t xml:space="preserve"> — modifié — </w:t>
       </w:r>
-      <w:hyperlink w:history="1" r:id="rIdigaaseo_8gr3z16rickzh">
+      <w:hyperlink w:history="1" r:id="rIdlkuyyefgdhegxnzg1trau">
         <w:r>
           <w:rPr>
             <w:rStyle w:val="Hyperlink"/>
@@ -1280,7 +1280,7 @@
       <w:r>
         <w:t xml:space="preserve"> — créé — </w:t>
       </w:r>
-      <w:hyperlink w:history="1" r:id="rId8hgp5tmrqt_rnb0b_zb_l">
+      <w:hyperlink w:history="1" r:id="rId5lwieq_zpjcpu43gojh_d">
         <w:r>
           <w:rPr>
             <w:rStyle w:val="Hyperlink"/>
@@ -1309,7 +1309,7 @@
       <w:r>
         <w:t xml:space="preserve"> — modifié — </w:t>
       </w:r>
-      <w:hyperlink w:history="1" r:id="rIdql8m7tzk0obqrxwu2dcxq">
+      <w:hyperlink w:history="1" r:id="rIdnoteavdibf428-zaizm6a">
         <w:r>
           <w:rPr>
             <w:rStyle w:val="Hyperlink"/>
@@ -1346,7 +1346,7 @@
       <w:r>
         <w:t xml:space="preserve"> — modifié — </w:t>
       </w:r>
-      <w:hyperlink w:history="1" r:id="rId0oueben53kxfsghe3pmkn">
+      <w:hyperlink w:history="1" r:id="rIdahydjnv3fdpoopihzjfxh">
         <w:r>
           <w:rPr>
             <w:rStyle w:val="Hyperlink"/>
@@ -1375,7 +1375,7 @@
       <w:r>
         <w:t xml:space="preserve"> — modifié — </w:t>
       </w:r>
-      <w:hyperlink w:history="1" r:id="rId7ajhh8oypn-ezoejiwdto">
+      <w:hyperlink w:history="1" r:id="rIdavzt_1rancxhswa6eletx">
         <w:r>
           <w:rPr>
             <w:rStyle w:val="Hyperlink"/>
@@ -1404,7 +1404,7 @@
       <w:r>
         <w:t xml:space="preserve"> — modifié — </w:t>
       </w:r>
-      <w:hyperlink w:history="1" r:id="rIdz4p3fyzmfiq3ygp-6ud9v">
+      <w:hyperlink w:history="1" r:id="rId39nmry5a7w8rao6c0qzfd">
         <w:r>
           <w:rPr>
             <w:rStyle w:val="Hyperlink"/>
@@ -1433,7 +1433,7 @@
       <w:r>
         <w:t xml:space="preserve"> — modifié — </w:t>
       </w:r>
-      <w:hyperlink w:history="1" r:id="rIdkgflqgcjjsgrbok1atgig">
+      <w:hyperlink w:history="1" r:id="rId6fhiyejekrycegcqtwsle">
         <w:r>
           <w:rPr>
             <w:rStyle w:val="Hyperlink"/>
@@ -1462,7 +1462,7 @@
       <w:r>
         <w:t xml:space="preserve"> — créé — </w:t>
       </w:r>
-      <w:hyperlink w:history="1" r:id="rIdfgc1vp4jqxhzr5aty5jlb">
+      <w:hyperlink w:history="1" r:id="rIdrdcrx4iegynuinokyswjh">
         <w:r>
           <w:rPr>
             <w:rStyle w:val="Hyperlink"/>
@@ -1491,7 +1491,7 @@
       <w:r>
         <w:t xml:space="preserve"> — créé — </w:t>
       </w:r>
-      <w:hyperlink w:history="1" r:id="rId4go052up-yfptalb44gtc">
+      <w:hyperlink w:history="1" r:id="rIdht2pditsvfasyw1zpkxwk">
         <w:r>
           <w:rPr>
             <w:rStyle w:val="Hyperlink"/>
@@ -1520,7 +1520,7 @@
       <w:r>
         <w:t xml:space="preserve"> — modifié — </w:t>
       </w:r>
-      <w:hyperlink w:history="1" r:id="rIdagqfza2ms17jzwjz6sj-v">
+      <w:hyperlink w:history="1" r:id="rIdpxyfhodr2tqpbtmh-4v41">
         <w:r>
           <w:rPr>
             <w:rStyle w:val="Hyperlink"/>

--- a/docs/developpement/phases/word/PHASE_43_BACK_OFFICE_NIVEAU_2_SUPPORT_SUR_AUTORISATION_DU_LIEU.docx
+++ b/docs/developpement/phases/word/PHASE_43_BACK_OFFICE_NIVEAU_2_SUPPORT_SUR_AUTORISATION_DU_LIEU.docx
@@ -18,9 +18,9 @@
         <w:shd w:fill="F6F3FF" w:color="auto" w:val="clear"/>
       </w:pPr>
       <w:r>
-        <w:t xml:space="preserve">FlaiX Expert · dossier de développement · généré le 2026-10-19 depuis le dépôt </w:t>
-      </w:r>
-      <w:hyperlink w:history="1" r:id="rIdtf4mo1yvrxntdyuk4nh25">
+        <w:t xml:space="preserve">FlaiX Expert · dossier de développement · généré le 2026-10-21 depuis le dépôt </w:t>
+      </w:r>
+      <w:hyperlink w:history="1" r:id="rId7kmfdd5ka5a2vs9ribaqo">
         <w:r>
           <w:rPr>
             <w:rStyle w:val="Hyperlink"/>
@@ -918,7 +918,7 @@
           <w:numId w:val="2"/>
         </w:numPr>
       </w:pPr>
-      <w:hyperlink w:history="1" r:id="rIdbzhz2k-65ocwcjm7r7_aw">
+      <w:hyperlink w:history="1" r:id="rIdmaiil_cmedwclz2fgu96e">
         <w:r>
           <w:rPr>
             <w:rStyle w:val="Hyperlink"/>
@@ -966,7 +966,7 @@
       <w:r>
         <w:t xml:space="preserve"> — créé — </w:t>
       </w:r>
-      <w:hyperlink w:history="1" r:id="rIdl2jl0xy85j4nt9w1qiswp">
+      <w:hyperlink w:history="1" r:id="rIdxhm75b-rrcko1zgkj2jk9">
         <w:r>
           <w:rPr>
             <w:rStyle w:val="Hyperlink"/>
@@ -1003,7 +1003,7 @@
       <w:r>
         <w:t xml:space="preserve"> — créé — </w:t>
       </w:r>
-      <w:hyperlink w:history="1" r:id="rId6bo8cjazt3hdskre5gw3t">
+      <w:hyperlink w:history="1" r:id="rIdpanderefzvhht5ou3mtxb">
         <w:r>
           <w:rPr>
             <w:rStyle w:val="Hyperlink"/>
@@ -1040,7 +1040,7 @@
       <w:r>
         <w:t xml:space="preserve"> — modifié — </w:t>
       </w:r>
-      <w:hyperlink w:history="1" r:id="rIduuin6peo--8vxi9lhphtq">
+      <w:hyperlink w:history="1" r:id="rIdufjykjwzb_5fs5psh8zwn">
         <w:r>
           <w:rPr>
             <w:rStyle w:val="Hyperlink"/>
@@ -1069,7 +1069,7 @@
       <w:r>
         <w:t xml:space="preserve"> — modifié — </w:t>
       </w:r>
-      <w:hyperlink w:history="1" r:id="rIdn67ddxstq6yg7v8smbi8q">
+      <w:hyperlink w:history="1" r:id="rId4qdnhxs9ubvovx_mfmafr">
         <w:r>
           <w:rPr>
             <w:rStyle w:val="Hyperlink"/>
@@ -1098,7 +1098,7 @@
       <w:r>
         <w:t xml:space="preserve"> — modifié — </w:t>
       </w:r>
-      <w:hyperlink w:history="1" r:id="rIdyyw1ir2kvsey3xumucgjy">
+      <w:hyperlink w:history="1" r:id="rIdf40rrjsmit7dk3xda__si">
         <w:r>
           <w:rPr>
             <w:rStyle w:val="Hyperlink"/>
@@ -1135,7 +1135,7 @@
       <w:r>
         <w:t xml:space="preserve"> — modifié — </w:t>
       </w:r>
-      <w:hyperlink w:history="1" r:id="rIdjuhd5mzulhcwcbx8c7e4e">
+      <w:hyperlink w:history="1" r:id="rId4pzvqmlztanhltxaer9er">
         <w:r>
           <w:rPr>
             <w:rStyle w:val="Hyperlink"/>
@@ -1164,7 +1164,7 @@
       <w:r>
         <w:t xml:space="preserve"> — modifié — </w:t>
       </w:r>
-      <w:hyperlink w:history="1" r:id="rIdpgd9pon-jbpl24g7rn2cm">
+      <w:hyperlink w:history="1" r:id="rIdf5klhag2qws43afbzwp5k">
         <w:r>
           <w:rPr>
             <w:rStyle w:val="Hyperlink"/>
@@ -1193,7 +1193,7 @@
       <w:r>
         <w:t xml:space="preserve"> — modifié — </w:t>
       </w:r>
-      <w:hyperlink w:history="1" r:id="rIdmshmmct7anzhjimbcety1">
+      <w:hyperlink w:history="1" r:id="rIdtezocs6cnodqndfjms_qw">
         <w:r>
           <w:rPr>
             <w:rStyle w:val="Hyperlink"/>
@@ -1222,7 +1222,7 @@
       <w:r>
         <w:t xml:space="preserve"> — modifié — </w:t>
       </w:r>
-      <w:hyperlink w:history="1" r:id="rIdmpdlfccpwr8wybqfhncau">
+      <w:hyperlink w:history="1" r:id="rId1njkocx5ch2sp9fudmatp">
         <w:r>
           <w:rPr>
             <w:rStyle w:val="Hyperlink"/>
@@ -1251,7 +1251,7 @@
       <w:r>
         <w:t xml:space="preserve"> — modifié — </w:t>
       </w:r>
-      <w:hyperlink w:history="1" r:id="rIdlkuyyefgdhegxnzg1trau">
+      <w:hyperlink w:history="1" r:id="rIde5nnaxn0yt9noxsteszag">
         <w:r>
           <w:rPr>
             <w:rStyle w:val="Hyperlink"/>
@@ -1280,7 +1280,7 @@
       <w:r>
         <w:t xml:space="preserve"> — créé — </w:t>
       </w:r>
-      <w:hyperlink w:history="1" r:id="rId5lwieq_zpjcpu43gojh_d">
+      <w:hyperlink w:history="1" r:id="rIdi04h5ujvvvrtywk9-l2vf">
         <w:r>
           <w:rPr>
             <w:rStyle w:val="Hyperlink"/>
@@ -1309,7 +1309,7 @@
       <w:r>
         <w:t xml:space="preserve"> — modifié — </w:t>
       </w:r>
-      <w:hyperlink w:history="1" r:id="rIdnoteavdibf428-zaizm6a">
+      <w:hyperlink w:history="1" r:id="rIdhw4ly6ql5pvxz-bil51ed">
         <w:r>
           <w:rPr>
             <w:rStyle w:val="Hyperlink"/>
@@ -1346,7 +1346,7 @@
       <w:r>
         <w:t xml:space="preserve"> — modifié — </w:t>
       </w:r>
-      <w:hyperlink w:history="1" r:id="rIdahydjnv3fdpoopihzjfxh">
+      <w:hyperlink w:history="1" r:id="rIdtnkk8avygpfdtogzxxkc-">
         <w:r>
           <w:rPr>
             <w:rStyle w:val="Hyperlink"/>
@@ -1375,7 +1375,7 @@
       <w:r>
         <w:t xml:space="preserve"> — modifié — </w:t>
       </w:r>
-      <w:hyperlink w:history="1" r:id="rIdavzt_1rancxhswa6eletx">
+      <w:hyperlink w:history="1" r:id="rIdeb1buzyke33utypjw4d_9">
         <w:r>
           <w:rPr>
             <w:rStyle w:val="Hyperlink"/>
@@ -1404,7 +1404,7 @@
       <w:r>
         <w:t xml:space="preserve"> — modifié — </w:t>
       </w:r>
-      <w:hyperlink w:history="1" r:id="rId39nmry5a7w8rao6c0qzfd">
+      <w:hyperlink w:history="1" r:id="rIdvuc8hw9cftd5h4nizqxs3">
         <w:r>
           <w:rPr>
             <w:rStyle w:val="Hyperlink"/>
@@ -1433,7 +1433,7 @@
       <w:r>
         <w:t xml:space="preserve"> — modifié — </w:t>
       </w:r>
-      <w:hyperlink w:history="1" r:id="rId6fhiyejekrycegcqtwsle">
+      <w:hyperlink w:history="1" r:id="rIdukrgv0xd4nlmh20mlkewy">
         <w:r>
           <w:rPr>
             <w:rStyle w:val="Hyperlink"/>
@@ -1462,7 +1462,7 @@
       <w:r>
         <w:t xml:space="preserve"> — créé — </w:t>
       </w:r>
-      <w:hyperlink w:history="1" r:id="rIdrdcrx4iegynuinokyswjh">
+      <w:hyperlink w:history="1" r:id="rId5iznh1tr7bbfu5pw7tren">
         <w:r>
           <w:rPr>
             <w:rStyle w:val="Hyperlink"/>
@@ -1491,7 +1491,7 @@
       <w:r>
         <w:t xml:space="preserve"> — créé — </w:t>
       </w:r>
-      <w:hyperlink w:history="1" r:id="rIdht2pditsvfasyw1zpkxwk">
+      <w:hyperlink w:history="1" r:id="rId2ki058eioqxgkg1r5ddpe">
         <w:r>
           <w:rPr>
             <w:rStyle w:val="Hyperlink"/>
@@ -1520,7 +1520,7 @@
       <w:r>
         <w:t xml:space="preserve"> — modifié — </w:t>
       </w:r>
-      <w:hyperlink w:history="1" r:id="rIdpxyfhodr2tqpbtmh-4v41">
+      <w:hyperlink w:history="1" r:id="rIdanh4hwrdu8hhewqe_uyzh">
         <w:r>
           <w:rPr>
             <w:rStyle w:val="Hyperlink"/>

--- a/docs/developpement/phases/word/PHASE_43_BACK_OFFICE_NIVEAU_2_SUPPORT_SUR_AUTORISATION_DU_LIEU.docx
+++ b/docs/developpement/phases/word/PHASE_43_BACK_OFFICE_NIVEAU_2_SUPPORT_SUR_AUTORISATION_DU_LIEU.docx
@@ -20,7 +20,7 @@
       <w:r>
         <w:t xml:space="preserve">FlaiX Expert · dossier de développement · généré le 2026-10-21 depuis le dépôt </w:t>
       </w:r>
-      <w:hyperlink w:history="1" r:id="rId7kmfdd5ka5a2vs9ribaqo">
+      <w:hyperlink w:history="1" r:id="rIdkyj9_hh41rmzql6rj8jvp">
         <w:r>
           <w:rPr>
             <w:rStyle w:val="Hyperlink"/>
@@ -918,7 +918,7 @@
           <w:numId w:val="2"/>
         </w:numPr>
       </w:pPr>
-      <w:hyperlink w:history="1" r:id="rIdmaiil_cmedwclz2fgu96e">
+      <w:hyperlink w:history="1" r:id="rIdtfthcjdgjdwaejkwhl554">
         <w:r>
           <w:rPr>
             <w:rStyle w:val="Hyperlink"/>
@@ -966,7 +966,7 @@
       <w:r>
         <w:t xml:space="preserve"> — créé — </w:t>
       </w:r>
-      <w:hyperlink w:history="1" r:id="rIdxhm75b-rrcko1zgkj2jk9">
+      <w:hyperlink w:history="1" r:id="rId735fkawvx2cbwlsjk4hdq">
         <w:r>
           <w:rPr>
             <w:rStyle w:val="Hyperlink"/>
@@ -1003,7 +1003,7 @@
       <w:r>
         <w:t xml:space="preserve"> — créé — </w:t>
       </w:r>
-      <w:hyperlink w:history="1" r:id="rIdpanderefzvhht5ou3mtxb">
+      <w:hyperlink w:history="1" r:id="rIdxt79q1xganqdh0y26mhof">
         <w:r>
           <w:rPr>
             <w:rStyle w:val="Hyperlink"/>
@@ -1040,7 +1040,7 @@
       <w:r>
         <w:t xml:space="preserve"> — modifié — </w:t>
       </w:r>
-      <w:hyperlink w:history="1" r:id="rIdufjykjwzb_5fs5psh8zwn">
+      <w:hyperlink w:history="1" r:id="rId26bqnspcaw4xwwwzsasqd">
         <w:r>
           <w:rPr>
             <w:rStyle w:val="Hyperlink"/>
@@ -1069,7 +1069,7 @@
       <w:r>
         <w:t xml:space="preserve"> — modifié — </w:t>
       </w:r>
-      <w:hyperlink w:history="1" r:id="rId4qdnhxs9ubvovx_mfmafr">
+      <w:hyperlink w:history="1" r:id="rIdhefezqhinhx1t_66clkvb">
         <w:r>
           <w:rPr>
             <w:rStyle w:val="Hyperlink"/>
@@ -1098,7 +1098,7 @@
       <w:r>
         <w:t xml:space="preserve"> — modifié — </w:t>
       </w:r>
-      <w:hyperlink w:history="1" r:id="rIdf40rrjsmit7dk3xda__si">
+      <w:hyperlink w:history="1" r:id="rIdeq94nzmbdmvnczjgdpqec">
         <w:r>
           <w:rPr>
             <w:rStyle w:val="Hyperlink"/>
@@ -1135,7 +1135,7 @@
       <w:r>
         <w:t xml:space="preserve"> — modifié — </w:t>
       </w:r>
-      <w:hyperlink w:history="1" r:id="rId4pzvqmlztanhltxaer9er">
+      <w:hyperlink w:history="1" r:id="rId5emqvwwpnoxhyqdxtkg_k">
         <w:r>
           <w:rPr>
             <w:rStyle w:val="Hyperlink"/>
@@ -1164,7 +1164,7 @@
       <w:r>
         <w:t xml:space="preserve"> — modifié — </w:t>
       </w:r>
-      <w:hyperlink w:history="1" r:id="rIdf5klhag2qws43afbzwp5k">
+      <w:hyperlink w:history="1" r:id="rIdja9a8-7pm5cdch3trl44u">
         <w:r>
           <w:rPr>
             <w:rStyle w:val="Hyperlink"/>
@@ -1193,7 +1193,7 @@
       <w:r>
         <w:t xml:space="preserve"> — modifié — </w:t>
       </w:r>
-      <w:hyperlink w:history="1" r:id="rIdtezocs6cnodqndfjms_qw">
+      <w:hyperlink w:history="1" r:id="rIdtgctjlf_dj-kg2ve6y6cn">
         <w:r>
           <w:rPr>
             <w:rStyle w:val="Hyperlink"/>
@@ -1222,7 +1222,7 @@
       <w:r>
         <w:t xml:space="preserve"> — modifié — </w:t>
       </w:r>
-      <w:hyperlink w:history="1" r:id="rId1njkocx5ch2sp9fudmatp">
+      <w:hyperlink w:history="1" r:id="rIdnwjfnmxpgxeeb9bodclwg">
         <w:r>
           <w:rPr>
             <w:rStyle w:val="Hyperlink"/>
@@ -1251,7 +1251,7 @@
       <w:r>
         <w:t xml:space="preserve"> — modifié — </w:t>
       </w:r>
-      <w:hyperlink w:history="1" r:id="rIde5nnaxn0yt9noxsteszag">
+      <w:hyperlink w:history="1" r:id="rIdrjpcuhxvjh9ohyresmpmq">
         <w:r>
           <w:rPr>
             <w:rStyle w:val="Hyperlink"/>
@@ -1280,7 +1280,7 @@
       <w:r>
         <w:t xml:space="preserve"> — créé — </w:t>
       </w:r>
-      <w:hyperlink w:history="1" r:id="rIdi04h5ujvvvrtywk9-l2vf">
+      <w:hyperlink w:history="1" r:id="rIdo5upqtsstdrxs39nswcwk">
         <w:r>
           <w:rPr>
             <w:rStyle w:val="Hyperlink"/>
@@ -1309,7 +1309,7 @@
       <w:r>
         <w:t xml:space="preserve"> — modifié — </w:t>
       </w:r>
-      <w:hyperlink w:history="1" r:id="rIdhw4ly6ql5pvxz-bil51ed">
+      <w:hyperlink w:history="1" r:id="rId6rbxjxbwbj6i2nzmzog5k">
         <w:r>
           <w:rPr>
             <w:rStyle w:val="Hyperlink"/>
@@ -1346,7 +1346,7 @@
       <w:r>
         <w:t xml:space="preserve"> — modifié — </w:t>
       </w:r>
-      <w:hyperlink w:history="1" r:id="rIdtnkk8avygpfdtogzxxkc-">
+      <w:hyperlink w:history="1" r:id="rIde3ypmdxmrlf89ewrn2fvn">
         <w:r>
           <w:rPr>
             <w:rStyle w:val="Hyperlink"/>
@@ -1375,7 +1375,7 @@
       <w:r>
         <w:t xml:space="preserve"> — modifié — </w:t>
       </w:r>
-      <w:hyperlink w:history="1" r:id="rIdeb1buzyke33utypjw4d_9">
+      <w:hyperlink w:history="1" r:id="rIdg6lqn60urdz9zjiaw1fye">
         <w:r>
           <w:rPr>
             <w:rStyle w:val="Hyperlink"/>
@@ -1404,7 +1404,7 @@
       <w:r>
         <w:t xml:space="preserve"> — modifié — </w:t>
       </w:r>
-      <w:hyperlink w:history="1" r:id="rIdvuc8hw9cftd5h4nizqxs3">
+      <w:hyperlink w:history="1" r:id="rIdcmsvsrcvxa8uczn052y8w">
         <w:r>
           <w:rPr>
             <w:rStyle w:val="Hyperlink"/>
@@ -1433,7 +1433,7 @@
       <w:r>
         <w:t xml:space="preserve"> — modifié — </w:t>
       </w:r>
-      <w:hyperlink w:history="1" r:id="rIdukrgv0xd4nlmh20mlkewy">
+      <w:hyperlink w:history="1" r:id="rIdbpozposahjekuel1jv6fo">
         <w:r>
           <w:rPr>
             <w:rStyle w:val="Hyperlink"/>
@@ -1462,7 +1462,7 @@
       <w:r>
         <w:t xml:space="preserve"> — créé — </w:t>
       </w:r>
-      <w:hyperlink w:history="1" r:id="rId5iznh1tr7bbfu5pw7tren">
+      <w:hyperlink w:history="1" r:id="rId73_7wmuxafpipj6cz_v5b">
         <w:r>
           <w:rPr>
             <w:rStyle w:val="Hyperlink"/>
@@ -1491,7 +1491,7 @@
       <w:r>
         <w:t xml:space="preserve"> — créé — </w:t>
       </w:r>
-      <w:hyperlink w:history="1" r:id="rId2ki058eioqxgkg1r5ddpe">
+      <w:hyperlink w:history="1" r:id="rIdgo61q5efxm1eit7nauyms">
         <w:r>
           <w:rPr>
             <w:rStyle w:val="Hyperlink"/>
@@ -1520,7 +1520,7 @@
       <w:r>
         <w:t xml:space="preserve"> — modifié — </w:t>
       </w:r>
-      <w:hyperlink w:history="1" r:id="rIdanh4hwrdu8hhewqe_uyzh">
+      <w:hyperlink w:history="1" r:id="rIdgvdeykjrssaobrijttelf">
         <w:r>
           <w:rPr>
             <w:rStyle w:val="Hyperlink"/>

--- a/docs/developpement/phases/word/PHASE_43_BACK_OFFICE_NIVEAU_2_SUPPORT_SUR_AUTORISATION_DU_LIEU.docx
+++ b/docs/developpement/phases/word/PHASE_43_BACK_OFFICE_NIVEAU_2_SUPPORT_SUR_AUTORISATION_DU_LIEU.docx
@@ -18,9 +18,9 @@
         <w:shd w:fill="F6F3FF" w:color="auto" w:val="clear"/>
       </w:pPr>
       <w:r>
-        <w:t xml:space="preserve">FlaiX Expert · dossier de développement · généré le 2026-10-21 depuis le dépôt </w:t>
-      </w:r>
-      <w:hyperlink w:history="1" r:id="rIdkyj9_hh41rmzql6rj8jvp">
+        <w:t xml:space="preserve">FlaiX Expert · dossier de développement · généré le 2026-10-23 depuis le dépôt </w:t>
+      </w:r>
+      <w:hyperlink w:history="1" r:id="rIdbocvufrr-cniifmlqapmw">
         <w:r>
           <w:rPr>
             <w:rStyle w:val="Hyperlink"/>
@@ -918,7 +918,7 @@
           <w:numId w:val="2"/>
         </w:numPr>
       </w:pPr>
-      <w:hyperlink w:history="1" r:id="rIdtfthcjdgjdwaejkwhl554">
+      <w:hyperlink w:history="1" r:id="rIdbjwv8ducgzaobrdklr6uv">
         <w:r>
           <w:rPr>
             <w:rStyle w:val="Hyperlink"/>
@@ -966,7 +966,7 @@
       <w:r>
         <w:t xml:space="preserve"> — créé — </w:t>
       </w:r>
-      <w:hyperlink w:history="1" r:id="rId735fkawvx2cbwlsjk4hdq">
+      <w:hyperlink w:history="1" r:id="rId4gkxipbinqbtlhmdrax-7">
         <w:r>
           <w:rPr>
             <w:rStyle w:val="Hyperlink"/>
@@ -1003,7 +1003,7 @@
       <w:r>
         <w:t xml:space="preserve"> — créé — </w:t>
       </w:r>
-      <w:hyperlink w:history="1" r:id="rIdxt79q1xganqdh0y26mhof">
+      <w:hyperlink w:history="1" r:id="rIdvsa5ls5vpmbuc7jfrf-rb">
         <w:r>
           <w:rPr>
             <w:rStyle w:val="Hyperlink"/>
@@ -1040,7 +1040,7 @@
       <w:r>
         <w:t xml:space="preserve"> — modifié — </w:t>
       </w:r>
-      <w:hyperlink w:history="1" r:id="rId26bqnspcaw4xwwwzsasqd">
+      <w:hyperlink w:history="1" r:id="rIdbwilybdflgvkrwyk1btwr">
         <w:r>
           <w:rPr>
             <w:rStyle w:val="Hyperlink"/>
@@ -1069,7 +1069,7 @@
       <w:r>
         <w:t xml:space="preserve"> — modifié — </w:t>
       </w:r>
-      <w:hyperlink w:history="1" r:id="rIdhefezqhinhx1t_66clkvb">
+      <w:hyperlink w:history="1" r:id="rIdsanvv_zc8kqschaeexj5-">
         <w:r>
           <w:rPr>
             <w:rStyle w:val="Hyperlink"/>
@@ -1098,7 +1098,7 @@
       <w:r>
         <w:t xml:space="preserve"> — modifié — </w:t>
       </w:r>
-      <w:hyperlink w:history="1" r:id="rIdeq94nzmbdmvnczjgdpqec">
+      <w:hyperlink w:history="1" r:id="rIdsp0n4esg1bx8j15lo2ban">
         <w:r>
           <w:rPr>
             <w:rStyle w:val="Hyperlink"/>
@@ -1135,7 +1135,7 @@
       <w:r>
         <w:t xml:space="preserve"> — modifié — </w:t>
       </w:r>
-      <w:hyperlink w:history="1" r:id="rId5emqvwwpnoxhyqdxtkg_k">
+      <w:hyperlink w:history="1" r:id="rId8ke3agsgjhpud-t-hd-6e">
         <w:r>
           <w:rPr>
             <w:rStyle w:val="Hyperlink"/>
@@ -1164,7 +1164,7 @@
       <w:r>
         <w:t xml:space="preserve"> — modifié — </w:t>
       </w:r>
-      <w:hyperlink w:history="1" r:id="rIdja9a8-7pm5cdch3trl44u">
+      <w:hyperlink w:history="1" r:id="rIdm_3d8yegmw4tf70pecsou">
         <w:r>
           <w:rPr>
             <w:rStyle w:val="Hyperlink"/>
@@ -1193,7 +1193,7 @@
       <w:r>
         <w:t xml:space="preserve"> — modifié — </w:t>
       </w:r>
-      <w:hyperlink w:history="1" r:id="rIdtgctjlf_dj-kg2ve6y6cn">
+      <w:hyperlink w:history="1" r:id="rIdlbvqoqsyk6ac8cjbmrkym">
         <w:r>
           <w:rPr>
             <w:rStyle w:val="Hyperlink"/>
@@ -1222,7 +1222,7 @@
       <w:r>
         <w:t xml:space="preserve"> — modifié — </w:t>
       </w:r>
-      <w:hyperlink w:history="1" r:id="rIdnwjfnmxpgxeeb9bodclwg">
+      <w:hyperlink w:history="1" r:id="rIdh6xbracgybjlln-ko7-z6">
         <w:r>
           <w:rPr>
             <w:rStyle w:val="Hyperlink"/>
@@ -1251,7 +1251,7 @@
       <w:r>
         <w:t xml:space="preserve"> — modifié — </w:t>
       </w:r>
-      <w:hyperlink w:history="1" r:id="rIdrjpcuhxvjh9ohyresmpmq">
+      <w:hyperlink w:history="1" r:id="rIdpmgwd9qhkm_skw-6auonq">
         <w:r>
           <w:rPr>
             <w:rStyle w:val="Hyperlink"/>
@@ -1280,7 +1280,7 @@
       <w:r>
         <w:t xml:space="preserve"> — créé — </w:t>
       </w:r>
-      <w:hyperlink w:history="1" r:id="rIdo5upqtsstdrxs39nswcwk">
+      <w:hyperlink w:history="1" r:id="rIdcf6xnksea1nevzbo_da0n">
         <w:r>
           <w:rPr>
             <w:rStyle w:val="Hyperlink"/>
@@ -1309,7 +1309,7 @@
       <w:r>
         <w:t xml:space="preserve"> — modifié — </w:t>
       </w:r>
-      <w:hyperlink w:history="1" r:id="rId6rbxjxbwbj6i2nzmzog5k">
+      <w:hyperlink w:history="1" r:id="rIdxce58vcfoyf1j5f3uevwf">
         <w:r>
           <w:rPr>
             <w:rStyle w:val="Hyperlink"/>
@@ -1346,7 +1346,7 @@
       <w:r>
         <w:t xml:space="preserve"> — modifié — </w:t>
       </w:r>
-      <w:hyperlink w:history="1" r:id="rIde3ypmdxmrlf89ewrn2fvn">
+      <w:hyperlink w:history="1" r:id="rIdijyynpie6fcxu9huvaoy5">
         <w:r>
           <w:rPr>
             <w:rStyle w:val="Hyperlink"/>
@@ -1375,7 +1375,7 @@
       <w:r>
         <w:t xml:space="preserve"> — modifié — </w:t>
       </w:r>
-      <w:hyperlink w:history="1" r:id="rIdg6lqn60urdz9zjiaw1fye">
+      <w:hyperlink w:history="1" r:id="rIdn9nug0qsapxu9p0frfb1m">
         <w:r>
           <w:rPr>
             <w:rStyle w:val="Hyperlink"/>
@@ -1404,7 +1404,7 @@
       <w:r>
         <w:t xml:space="preserve"> — modifié — </w:t>
       </w:r>
-      <w:hyperlink w:history="1" r:id="rIdcmsvsrcvxa8uczn052y8w">
+      <w:hyperlink w:history="1" r:id="rIdw0rig6rlmph8hmp4loj9l">
         <w:r>
           <w:rPr>
             <w:rStyle w:val="Hyperlink"/>
@@ -1433,7 +1433,7 @@
       <w:r>
         <w:t xml:space="preserve"> — modifié — </w:t>
       </w:r>
-      <w:hyperlink w:history="1" r:id="rIdbpozposahjekuel1jv6fo">
+      <w:hyperlink w:history="1" r:id="rIdx6rk0z_gxqxiliwpve42p">
         <w:r>
           <w:rPr>
             <w:rStyle w:val="Hyperlink"/>
@@ -1462,7 +1462,7 @@
       <w:r>
         <w:t xml:space="preserve"> — créé — </w:t>
       </w:r>
-      <w:hyperlink w:history="1" r:id="rId73_7wmuxafpipj6cz_v5b">
+      <w:hyperlink w:history="1" r:id="rIdq0t7vsbjwvgtlvevhl3u_">
         <w:r>
           <w:rPr>
             <w:rStyle w:val="Hyperlink"/>
@@ -1491,7 +1491,7 @@
       <w:r>
         <w:t xml:space="preserve"> — créé — </w:t>
       </w:r>
-      <w:hyperlink w:history="1" r:id="rIdgo61q5efxm1eit7nauyms">
+      <w:hyperlink w:history="1" r:id="rIdgmjwohfloagomho0wyljv">
         <w:r>
           <w:rPr>
             <w:rStyle w:val="Hyperlink"/>
@@ -1520,7 +1520,7 @@
       <w:r>
         <w:t xml:space="preserve"> — modifié — </w:t>
       </w:r>
-      <w:hyperlink w:history="1" r:id="rIdgvdeykjrssaobrijttelf">
+      <w:hyperlink w:history="1" r:id="rIdbxcmfwif1yej6puwx0ryj">
         <w:r>
           <w:rPr>
             <w:rStyle w:val="Hyperlink"/>

--- a/docs/developpement/phases/word/PHASE_43_BACK_OFFICE_NIVEAU_2_SUPPORT_SUR_AUTORISATION_DU_LIEU.docx
+++ b/docs/developpement/phases/word/PHASE_43_BACK_OFFICE_NIVEAU_2_SUPPORT_SUR_AUTORISATION_DU_LIEU.docx
@@ -18,9 +18,9 @@
         <w:shd w:fill="F6F3FF" w:color="auto" w:val="clear"/>
       </w:pPr>
       <w:r>
-        <w:t xml:space="preserve">FlaiX Expert · dossier de développement · généré le 2026-10-23 depuis le dépôt </w:t>
-      </w:r>
-      <w:hyperlink w:history="1" r:id="rIdbocvufrr-cniifmlqapmw">
+        <w:t xml:space="preserve">FlaiX Expert · dossier de développement · généré le 2026-10-24 depuis le dépôt </w:t>
+      </w:r>
+      <w:hyperlink w:history="1" r:id="rId6sxo7odhg0pbvpv9s3myh">
         <w:r>
           <w:rPr>
             <w:rStyle w:val="Hyperlink"/>
@@ -918,7 +918,7 @@
           <w:numId w:val="2"/>
         </w:numPr>
       </w:pPr>
-      <w:hyperlink w:history="1" r:id="rIdbjwv8ducgzaobrdklr6uv">
+      <w:hyperlink w:history="1" r:id="rIdmyiraytawmwdwfzkmdxqq">
         <w:r>
           <w:rPr>
             <w:rStyle w:val="Hyperlink"/>
@@ -966,7 +966,7 @@
       <w:r>
         <w:t xml:space="preserve"> — créé — </w:t>
       </w:r>
-      <w:hyperlink w:history="1" r:id="rId4gkxipbinqbtlhmdrax-7">
+      <w:hyperlink w:history="1" r:id="rIdhaqlrj29otpgipctmguhh">
         <w:r>
           <w:rPr>
             <w:rStyle w:val="Hyperlink"/>
@@ -1003,7 +1003,7 @@
       <w:r>
         <w:t xml:space="preserve"> — créé — </w:t>
       </w:r>
-      <w:hyperlink w:history="1" r:id="rIdvsa5ls5vpmbuc7jfrf-rb">
+      <w:hyperlink w:history="1" r:id="rIdaeizdcu0-qqcjfsljvdlx">
         <w:r>
           <w:rPr>
             <w:rStyle w:val="Hyperlink"/>
@@ -1040,7 +1040,7 @@
       <w:r>
         <w:t xml:space="preserve"> — modifié — </w:t>
       </w:r>
-      <w:hyperlink w:history="1" r:id="rIdbwilybdflgvkrwyk1btwr">
+      <w:hyperlink w:history="1" r:id="rIdj4xkkplrwy9ar8axwe11a">
         <w:r>
           <w:rPr>
             <w:rStyle w:val="Hyperlink"/>
@@ -1069,7 +1069,7 @@
       <w:r>
         <w:t xml:space="preserve"> — modifié — </w:t>
       </w:r>
-      <w:hyperlink w:history="1" r:id="rIdsanvv_zc8kqschaeexj5-">
+      <w:hyperlink w:history="1" r:id="rIdgvkawb52hbnodp1vuvfaa">
         <w:r>
           <w:rPr>
             <w:rStyle w:val="Hyperlink"/>
@@ -1098,7 +1098,7 @@
       <w:r>
         <w:t xml:space="preserve"> — modifié — </w:t>
       </w:r>
-      <w:hyperlink w:history="1" r:id="rIdsp0n4esg1bx8j15lo2ban">
+      <w:hyperlink w:history="1" r:id="rIdhnm7ljiprc42fahk56hq7">
         <w:r>
           <w:rPr>
             <w:rStyle w:val="Hyperlink"/>
@@ -1135,7 +1135,7 @@
       <w:r>
         <w:t xml:space="preserve"> — modifié — </w:t>
       </w:r>
-      <w:hyperlink w:history="1" r:id="rId8ke3agsgjhpud-t-hd-6e">
+      <w:hyperlink w:history="1" r:id="rIdn6iyim2ivsgifkuubjlhp">
         <w:r>
           <w:rPr>
             <w:rStyle w:val="Hyperlink"/>
@@ -1164,7 +1164,7 @@
       <w:r>
         <w:t xml:space="preserve"> — modifié — </w:t>
       </w:r>
-      <w:hyperlink w:history="1" r:id="rIdm_3d8yegmw4tf70pecsou">
+      <w:hyperlink w:history="1" r:id="rIdkfhnb6chnvm6t7mlckmh3">
         <w:r>
           <w:rPr>
             <w:rStyle w:val="Hyperlink"/>
@@ -1193,7 +1193,7 @@
       <w:r>
         <w:t xml:space="preserve"> — modifié — </w:t>
       </w:r>
-      <w:hyperlink w:history="1" r:id="rIdlbvqoqsyk6ac8cjbmrkym">
+      <w:hyperlink w:history="1" r:id="rIdz_vwpg5emjbruspo5cxrd">
         <w:r>
           <w:rPr>
             <w:rStyle w:val="Hyperlink"/>
@@ -1222,7 +1222,7 @@
       <w:r>
         <w:t xml:space="preserve"> — modifié — </w:t>
       </w:r>
-      <w:hyperlink w:history="1" r:id="rIdh6xbracgybjlln-ko7-z6">
+      <w:hyperlink w:history="1" r:id="rIdtwxxsrbq5v_9m1jxwbxif">
         <w:r>
           <w:rPr>
             <w:rStyle w:val="Hyperlink"/>
@@ -1251,7 +1251,7 @@
       <w:r>
         <w:t xml:space="preserve"> — modifié — </w:t>
       </w:r>
-      <w:hyperlink w:history="1" r:id="rIdpmgwd9qhkm_skw-6auonq">
+      <w:hyperlink w:history="1" r:id="rIdi-cmmb27l8dqrmhp8jutk">
         <w:r>
           <w:rPr>
             <w:rStyle w:val="Hyperlink"/>
@@ -1280,7 +1280,7 @@
       <w:r>
         <w:t xml:space="preserve"> — créé — </w:t>
       </w:r>
-      <w:hyperlink w:history="1" r:id="rIdcf6xnksea1nevzbo_da0n">
+      <w:hyperlink w:history="1" r:id="rIdgxetrtxkxq73pbeizp1wa">
         <w:r>
           <w:rPr>
             <w:rStyle w:val="Hyperlink"/>
@@ -1309,7 +1309,7 @@
       <w:r>
         <w:t xml:space="preserve"> — modifié — </w:t>
       </w:r>
-      <w:hyperlink w:history="1" r:id="rIdxce58vcfoyf1j5f3uevwf">
+      <w:hyperlink w:history="1" r:id="rIdmnm8_9w3-ui1x4dglkhit">
         <w:r>
           <w:rPr>
             <w:rStyle w:val="Hyperlink"/>
@@ -1346,7 +1346,7 @@
       <w:r>
         <w:t xml:space="preserve"> — modifié — </w:t>
       </w:r>
-      <w:hyperlink w:history="1" r:id="rIdijyynpie6fcxu9huvaoy5">
+      <w:hyperlink w:history="1" r:id="rIdmytupdlfexupodyhzqzso">
         <w:r>
           <w:rPr>
             <w:rStyle w:val="Hyperlink"/>
@@ -1375,7 +1375,7 @@
       <w:r>
         <w:t xml:space="preserve"> — modifié — </w:t>
       </w:r>
-      <w:hyperlink w:history="1" r:id="rIdn9nug0qsapxu9p0frfb1m">
+      <w:hyperlink w:history="1" r:id="rId2zs0eof9qjamjhlewr5w0">
         <w:r>
           <w:rPr>
             <w:rStyle w:val="Hyperlink"/>
@@ -1404,7 +1404,7 @@
       <w:r>
         <w:t xml:space="preserve"> — modifié — </w:t>
       </w:r>
-      <w:hyperlink w:history="1" r:id="rIdw0rig6rlmph8hmp4loj9l">
+      <w:hyperlink w:history="1" r:id="rIdy9vhfubyb0r1j661yqmm7">
         <w:r>
           <w:rPr>
             <w:rStyle w:val="Hyperlink"/>
@@ -1433,7 +1433,7 @@
       <w:r>
         <w:t xml:space="preserve"> — modifié — </w:t>
       </w:r>
-      <w:hyperlink w:history="1" r:id="rIdx6rk0z_gxqxiliwpve42p">
+      <w:hyperlink w:history="1" r:id="rIdrs5t0pou7lzflkxrpek8j">
         <w:r>
           <w:rPr>
             <w:rStyle w:val="Hyperlink"/>
@@ -1462,7 +1462,7 @@
       <w:r>
         <w:t xml:space="preserve"> — créé — </w:t>
       </w:r>
-      <w:hyperlink w:history="1" r:id="rIdq0t7vsbjwvgtlvevhl3u_">
+      <w:hyperlink w:history="1" r:id="rIdnczr3gt2wfrkokmk03sfz">
         <w:r>
           <w:rPr>
             <w:rStyle w:val="Hyperlink"/>
@@ -1491,7 +1491,7 @@
       <w:r>
         <w:t xml:space="preserve"> — créé — </w:t>
       </w:r>
-      <w:hyperlink w:history="1" r:id="rIdgmjwohfloagomho0wyljv">
+      <w:hyperlink w:history="1" r:id="rIddxbu_k8aoj6fwmfzssaly">
         <w:r>
           <w:rPr>
             <w:rStyle w:val="Hyperlink"/>
@@ -1520,7 +1520,7 @@
       <w:r>
         <w:t xml:space="preserve"> — modifié — </w:t>
       </w:r>
-      <w:hyperlink w:history="1" r:id="rIdbxcmfwif1yej6puwx0ryj">
+      <w:hyperlink w:history="1" r:id="rIdooc8aap6yh2052wvkycwx">
         <w:r>
           <w:rPr>
             <w:rStyle w:val="Hyperlink"/>

--- a/docs/developpement/phases/word/PHASE_43_BACK_OFFICE_NIVEAU_2_SUPPORT_SUR_AUTORISATION_DU_LIEU.docx
+++ b/docs/developpement/phases/word/PHASE_43_BACK_OFFICE_NIVEAU_2_SUPPORT_SUR_AUTORISATION_DU_LIEU.docx
@@ -18,9 +18,9 @@
         <w:shd w:fill="F6F3FF" w:color="auto" w:val="clear"/>
       </w:pPr>
       <w:r>
-        <w:t xml:space="preserve">FlaiX Expert · dossier de développement · généré le 2026-10-24 depuis le dépôt </w:t>
-      </w:r>
-      <w:hyperlink w:history="1" r:id="rId6sxo7odhg0pbvpv9s3myh">
+        <w:t xml:space="preserve">FlaiX Expert · dossier de développement · généré le 2026-10-25 depuis le dépôt </w:t>
+      </w:r>
+      <w:hyperlink w:history="1" r:id="rIdq5y97dackfm2_vs_p5zmp">
         <w:r>
           <w:rPr>
             <w:rStyle w:val="Hyperlink"/>
@@ -918,7 +918,7 @@
           <w:numId w:val="2"/>
         </w:numPr>
       </w:pPr>
-      <w:hyperlink w:history="1" r:id="rIdmyiraytawmwdwfzkmdxqq">
+      <w:hyperlink w:history="1" r:id="rIdyvhe9tmipoccsdl0yvaea">
         <w:r>
           <w:rPr>
             <w:rStyle w:val="Hyperlink"/>
@@ -966,7 +966,7 @@
       <w:r>
         <w:t xml:space="preserve"> — créé — </w:t>
       </w:r>
-      <w:hyperlink w:history="1" r:id="rIdhaqlrj29otpgipctmguhh">
+      <w:hyperlink w:history="1" r:id="rIdxr3mslyssylet9cjhdaqs">
         <w:r>
           <w:rPr>
             <w:rStyle w:val="Hyperlink"/>
@@ -1003,7 +1003,7 @@
       <w:r>
         <w:t xml:space="preserve"> — créé — </w:t>
       </w:r>
-      <w:hyperlink w:history="1" r:id="rIdaeizdcu0-qqcjfsljvdlx">
+      <w:hyperlink w:history="1" r:id="rIdkr3pfr1bujtg4q29ob3tn">
         <w:r>
           <w:rPr>
             <w:rStyle w:val="Hyperlink"/>
@@ -1040,7 +1040,7 @@
       <w:r>
         <w:t xml:space="preserve"> — modifié — </w:t>
       </w:r>
-      <w:hyperlink w:history="1" r:id="rIdj4xkkplrwy9ar8axwe11a">
+      <w:hyperlink w:history="1" r:id="rId4znjtqyn1grhjqxi4age-">
         <w:r>
           <w:rPr>
             <w:rStyle w:val="Hyperlink"/>
@@ -1069,7 +1069,7 @@
       <w:r>
         <w:t xml:space="preserve"> — modifié — </w:t>
       </w:r>
-      <w:hyperlink w:history="1" r:id="rIdgvkawb52hbnodp1vuvfaa">
+      <w:hyperlink w:history="1" r:id="rIdfodzf6iwutcipfowuwhq5">
         <w:r>
           <w:rPr>
             <w:rStyle w:val="Hyperlink"/>
@@ -1098,7 +1098,7 @@
       <w:r>
         <w:t xml:space="preserve"> — modifié — </w:t>
       </w:r>
-      <w:hyperlink w:history="1" r:id="rIdhnm7ljiprc42fahk56hq7">
+      <w:hyperlink w:history="1" r:id="rIdtgqb7lqfputzquxmilq1l">
         <w:r>
           <w:rPr>
             <w:rStyle w:val="Hyperlink"/>
@@ -1135,7 +1135,7 @@
       <w:r>
         <w:t xml:space="preserve"> — modifié — </w:t>
       </w:r>
-      <w:hyperlink w:history="1" r:id="rIdn6iyim2ivsgifkuubjlhp">
+      <w:hyperlink w:history="1" r:id="rIdfc656nu_zsngu7mckpssw">
         <w:r>
           <w:rPr>
             <w:rStyle w:val="Hyperlink"/>
@@ -1164,7 +1164,7 @@
       <w:r>
         <w:t xml:space="preserve"> — modifié — </w:t>
       </w:r>
-      <w:hyperlink w:history="1" r:id="rIdkfhnb6chnvm6t7mlckmh3">
+      <w:hyperlink w:history="1" r:id="rIdxomysf70cne1iyxhb78n8">
         <w:r>
           <w:rPr>
             <w:rStyle w:val="Hyperlink"/>
@@ -1193,7 +1193,7 @@
       <w:r>
         <w:t xml:space="preserve"> — modifié — </w:t>
       </w:r>
-      <w:hyperlink w:history="1" r:id="rIdz_vwpg5emjbruspo5cxrd">
+      <w:hyperlink w:history="1" r:id="rIdex4ltokz7g862hw7xuir-">
         <w:r>
           <w:rPr>
             <w:rStyle w:val="Hyperlink"/>
@@ -1222,7 +1222,7 @@
       <w:r>
         <w:t xml:space="preserve"> — modifié — </w:t>
       </w:r>
-      <w:hyperlink w:history="1" r:id="rIdtwxxsrbq5v_9m1jxwbxif">
+      <w:hyperlink w:history="1" r:id="rIdva9zyqom-vgpfqvoy9g4w">
         <w:r>
           <w:rPr>
             <w:rStyle w:val="Hyperlink"/>
@@ -1251,7 +1251,7 @@
       <w:r>
         <w:t xml:space="preserve"> — modifié — </w:t>
       </w:r>
-      <w:hyperlink w:history="1" r:id="rIdi-cmmb27l8dqrmhp8jutk">
+      <w:hyperlink w:history="1" r:id="rIdg1j_ux0jbpubdiw50w_sh">
         <w:r>
           <w:rPr>
             <w:rStyle w:val="Hyperlink"/>
@@ -1280,7 +1280,7 @@
       <w:r>
         <w:t xml:space="preserve"> — créé — </w:t>
       </w:r>
-      <w:hyperlink w:history="1" r:id="rIdgxetrtxkxq73pbeizp1wa">
+      <w:hyperlink w:history="1" r:id="rIdlmogxqg1rvx4trcak7ois">
         <w:r>
           <w:rPr>
             <w:rStyle w:val="Hyperlink"/>
@@ -1309,7 +1309,7 @@
       <w:r>
         <w:t xml:space="preserve"> — modifié — </w:t>
       </w:r>
-      <w:hyperlink w:history="1" r:id="rIdmnm8_9w3-ui1x4dglkhit">
+      <w:hyperlink w:history="1" r:id="rIdkwg5ucpxwnnm8k58ceok_">
         <w:r>
           <w:rPr>
             <w:rStyle w:val="Hyperlink"/>
@@ -1346,7 +1346,7 @@
       <w:r>
         <w:t xml:space="preserve"> — modifié — </w:t>
       </w:r>
-      <w:hyperlink w:history="1" r:id="rIdmytupdlfexupodyhzqzso">
+      <w:hyperlink w:history="1" r:id="rIddsax7o2fbham2fwgdkx2i">
         <w:r>
           <w:rPr>
             <w:rStyle w:val="Hyperlink"/>
@@ -1375,7 +1375,7 @@
       <w:r>
         <w:t xml:space="preserve"> — modifié — </w:t>
       </w:r>
-      <w:hyperlink w:history="1" r:id="rId2zs0eof9qjamjhlewr5w0">
+      <w:hyperlink w:history="1" r:id="rIdf2dhw6zzsoklroifpcxzi">
         <w:r>
           <w:rPr>
             <w:rStyle w:val="Hyperlink"/>
@@ -1404,7 +1404,7 @@
       <w:r>
         <w:t xml:space="preserve"> — modifié — </w:t>
       </w:r>
-      <w:hyperlink w:history="1" r:id="rIdy9vhfubyb0r1j661yqmm7">
+      <w:hyperlink w:history="1" r:id="rIdlxfzirod1-htxg0iou4d4">
         <w:r>
           <w:rPr>
             <w:rStyle w:val="Hyperlink"/>
@@ -1433,7 +1433,7 @@
       <w:r>
         <w:t xml:space="preserve"> — modifié — </w:t>
       </w:r>
-      <w:hyperlink w:history="1" r:id="rIdrs5t0pou7lzflkxrpek8j">
+      <w:hyperlink w:history="1" r:id="rIdarcmqjn0yzppbj3xp9dnf">
         <w:r>
           <w:rPr>
             <w:rStyle w:val="Hyperlink"/>
@@ -1462,7 +1462,7 @@
       <w:r>
         <w:t xml:space="preserve"> — créé — </w:t>
       </w:r>
-      <w:hyperlink w:history="1" r:id="rIdnczr3gt2wfrkokmk03sfz">
+      <w:hyperlink w:history="1" r:id="rId5iag4gr9mqwrzw8h06dns">
         <w:r>
           <w:rPr>
             <w:rStyle w:val="Hyperlink"/>
@@ -1491,7 +1491,7 @@
       <w:r>
         <w:t xml:space="preserve"> — créé — </w:t>
       </w:r>
-      <w:hyperlink w:history="1" r:id="rIddxbu_k8aoj6fwmfzssaly">
+      <w:hyperlink w:history="1" r:id="rIdeilxka-72u4domc-x98ux">
         <w:r>
           <w:rPr>
             <w:rStyle w:val="Hyperlink"/>
@@ -1520,7 +1520,7 @@
       <w:r>
         <w:t xml:space="preserve"> — modifié — </w:t>
       </w:r>
-      <w:hyperlink w:history="1" r:id="rIdooc8aap6yh2052wvkycwx">
+      <w:hyperlink w:history="1" r:id="rIdk17f12mbsw1deijtmjdkz">
         <w:r>
           <w:rPr>
             <w:rStyle w:val="Hyperlink"/>

--- a/docs/developpement/phases/word/PHASE_43_BACK_OFFICE_NIVEAU_2_SUPPORT_SUR_AUTORISATION_DU_LIEU.docx
+++ b/docs/developpement/phases/word/PHASE_43_BACK_OFFICE_NIVEAU_2_SUPPORT_SUR_AUTORISATION_DU_LIEU.docx
@@ -20,7 +20,7 @@
       <w:r>
         <w:t xml:space="preserve">FlaiX Expert · dossier de développement · généré le 2026-10-25 depuis le dépôt </w:t>
       </w:r>
-      <w:hyperlink w:history="1" r:id="rIdq5y97dackfm2_vs_p5zmp">
+      <w:hyperlink w:history="1" r:id="rIdscydffe80mgx2-l5tb1l_">
         <w:r>
           <w:rPr>
             <w:rStyle w:val="Hyperlink"/>
@@ -918,7 +918,7 @@
           <w:numId w:val="2"/>
         </w:numPr>
       </w:pPr>
-      <w:hyperlink w:history="1" r:id="rIdyvhe9tmipoccsdl0yvaea">
+      <w:hyperlink w:history="1" r:id="rIdvba-ecp92gobinbifb1tr">
         <w:r>
           <w:rPr>
             <w:rStyle w:val="Hyperlink"/>
@@ -966,7 +966,7 @@
       <w:r>
         <w:t xml:space="preserve"> — créé — </w:t>
       </w:r>
-      <w:hyperlink w:history="1" r:id="rIdxr3mslyssylet9cjhdaqs">
+      <w:hyperlink w:history="1" r:id="rIduq40vwifkuunqvmj0uqsl">
         <w:r>
           <w:rPr>
             <w:rStyle w:val="Hyperlink"/>
@@ -1003,7 +1003,7 @@
       <w:r>
         <w:t xml:space="preserve"> — créé — </w:t>
       </w:r>
-      <w:hyperlink w:history="1" r:id="rIdkr3pfr1bujtg4q29ob3tn">
+      <w:hyperlink w:history="1" r:id="rId7xxzs3nogzwxzrisbaja_">
         <w:r>
           <w:rPr>
             <w:rStyle w:val="Hyperlink"/>
@@ -1040,7 +1040,7 @@
       <w:r>
         <w:t xml:space="preserve"> — modifié — </w:t>
       </w:r>
-      <w:hyperlink w:history="1" r:id="rId4znjtqyn1grhjqxi4age-">
+      <w:hyperlink w:history="1" r:id="rIdns4bxtbrppd8zovekdzeu">
         <w:r>
           <w:rPr>
             <w:rStyle w:val="Hyperlink"/>
@@ -1069,7 +1069,7 @@
       <w:r>
         <w:t xml:space="preserve"> — modifié — </w:t>
       </w:r>
-      <w:hyperlink w:history="1" r:id="rIdfodzf6iwutcipfowuwhq5">
+      <w:hyperlink w:history="1" r:id="rIdjzuvqj15kxfh0qc-ijnqm">
         <w:r>
           <w:rPr>
             <w:rStyle w:val="Hyperlink"/>
@@ -1098,7 +1098,7 @@
       <w:r>
         <w:t xml:space="preserve"> — modifié — </w:t>
       </w:r>
-      <w:hyperlink w:history="1" r:id="rIdtgqb7lqfputzquxmilq1l">
+      <w:hyperlink w:history="1" r:id="rIdzajuondpt9c4xkb6kz6ak">
         <w:r>
           <w:rPr>
             <w:rStyle w:val="Hyperlink"/>
@@ -1135,7 +1135,7 @@
       <w:r>
         <w:t xml:space="preserve"> — modifié — </w:t>
       </w:r>
-      <w:hyperlink w:history="1" r:id="rIdfc656nu_zsngu7mckpssw">
+      <w:hyperlink w:history="1" r:id="rIde_c6iu_jgosqqs0hwrzpx">
         <w:r>
           <w:rPr>
             <w:rStyle w:val="Hyperlink"/>
@@ -1164,7 +1164,7 @@
       <w:r>
         <w:t xml:space="preserve"> — modifié — </w:t>
       </w:r>
-      <w:hyperlink w:history="1" r:id="rIdxomysf70cne1iyxhb78n8">
+      <w:hyperlink w:history="1" r:id="rIdgizsjsoxu78va2kmeoiyk">
         <w:r>
           <w:rPr>
             <w:rStyle w:val="Hyperlink"/>
@@ -1193,7 +1193,7 @@
       <w:r>
         <w:t xml:space="preserve"> — modifié — </w:t>
       </w:r>
-      <w:hyperlink w:history="1" r:id="rIdex4ltokz7g862hw7xuir-">
+      <w:hyperlink w:history="1" r:id="rIdspwmxl87696sckiewjndj">
         <w:r>
           <w:rPr>
             <w:rStyle w:val="Hyperlink"/>
@@ -1222,7 +1222,7 @@
       <w:r>
         <w:t xml:space="preserve"> — modifié — </w:t>
       </w:r>
-      <w:hyperlink w:history="1" r:id="rIdva9zyqom-vgpfqvoy9g4w">
+      <w:hyperlink w:history="1" r:id="rIdomg1yzmww_o5-qfu09y7e">
         <w:r>
           <w:rPr>
             <w:rStyle w:val="Hyperlink"/>
@@ -1251,7 +1251,7 @@
       <w:r>
         <w:t xml:space="preserve"> — modifié — </w:t>
       </w:r>
-      <w:hyperlink w:history="1" r:id="rIdg1j_ux0jbpubdiw50w_sh">
+      <w:hyperlink w:history="1" r:id="rId54ptlde4zjw6heqvh2_ys">
         <w:r>
           <w:rPr>
             <w:rStyle w:val="Hyperlink"/>
@@ -1280,7 +1280,7 @@
       <w:r>
         <w:t xml:space="preserve"> — créé — </w:t>
       </w:r>
-      <w:hyperlink w:history="1" r:id="rIdlmogxqg1rvx4trcak7ois">
+      <w:hyperlink w:history="1" r:id="rIdpn7462or3hrtsswbo4ya6">
         <w:r>
           <w:rPr>
             <w:rStyle w:val="Hyperlink"/>
@@ -1309,7 +1309,7 @@
       <w:r>
         <w:t xml:space="preserve"> — modifié — </w:t>
       </w:r>
-      <w:hyperlink w:history="1" r:id="rIdkwg5ucpxwnnm8k58ceok_">
+      <w:hyperlink w:history="1" r:id="rIdnbjmg2qivzaez9hlfff4e">
         <w:r>
           <w:rPr>
             <w:rStyle w:val="Hyperlink"/>
@@ -1346,7 +1346,7 @@
       <w:r>
         <w:t xml:space="preserve"> — modifié — </w:t>
       </w:r>
-      <w:hyperlink w:history="1" r:id="rIddsax7o2fbham2fwgdkx2i">
+      <w:hyperlink w:history="1" r:id="rIdctgq1bxscgumqmmjl9wng">
         <w:r>
           <w:rPr>
             <w:rStyle w:val="Hyperlink"/>
@@ -1375,7 +1375,7 @@
       <w:r>
         <w:t xml:space="preserve"> — modifié — </w:t>
       </w:r>
-      <w:hyperlink w:history="1" r:id="rIdf2dhw6zzsoklroifpcxzi">
+      <w:hyperlink w:history="1" r:id="rIdr80jmzlxmfloxmbr_-v99">
         <w:r>
           <w:rPr>
             <w:rStyle w:val="Hyperlink"/>
@@ -1404,7 +1404,7 @@
       <w:r>
         <w:t xml:space="preserve"> — modifié — </w:t>
       </w:r>
-      <w:hyperlink w:history="1" r:id="rIdlxfzirod1-htxg0iou4d4">
+      <w:hyperlink w:history="1" r:id="rId3uo4i4kw9pbntoisf0pz3">
         <w:r>
           <w:rPr>
             <w:rStyle w:val="Hyperlink"/>
@@ -1433,7 +1433,7 @@
       <w:r>
         <w:t xml:space="preserve"> — modifié — </w:t>
       </w:r>
-      <w:hyperlink w:history="1" r:id="rIdarcmqjn0yzppbj3xp9dnf">
+      <w:hyperlink w:history="1" r:id="rIdjtdxsdacbnmsr8iuis9ru">
         <w:r>
           <w:rPr>
             <w:rStyle w:val="Hyperlink"/>
@@ -1462,7 +1462,7 @@
       <w:r>
         <w:t xml:space="preserve"> — créé — </w:t>
       </w:r>
-      <w:hyperlink w:history="1" r:id="rId5iag4gr9mqwrzw8h06dns">
+      <w:hyperlink w:history="1" r:id="rIderj59wvlucueornqgrofg">
         <w:r>
           <w:rPr>
             <w:rStyle w:val="Hyperlink"/>
@@ -1491,7 +1491,7 @@
       <w:r>
         <w:t xml:space="preserve"> — créé — </w:t>
       </w:r>
-      <w:hyperlink w:history="1" r:id="rIdeilxka-72u4domc-x98ux">
+      <w:hyperlink w:history="1" r:id="rIdqryperwsttqy0jnldq6g6">
         <w:r>
           <w:rPr>
             <w:rStyle w:val="Hyperlink"/>
@@ -1520,7 +1520,7 @@
       <w:r>
         <w:t xml:space="preserve"> — modifié — </w:t>
       </w:r>
-      <w:hyperlink w:history="1" r:id="rIdk17f12mbsw1deijtmjdkz">
+      <w:hyperlink w:history="1" r:id="rIdlvjkpajxlo6z_jh439f05">
         <w:r>
           <w:rPr>
             <w:rStyle w:val="Hyperlink"/>

--- a/docs/developpement/phases/word/PHASE_43_BACK_OFFICE_NIVEAU_2_SUPPORT_SUR_AUTORISATION_DU_LIEU.docx
+++ b/docs/developpement/phases/word/PHASE_43_BACK_OFFICE_NIVEAU_2_SUPPORT_SUR_AUTORISATION_DU_LIEU.docx
@@ -20,7 +20,7 @@
       <w:r>
         <w:t xml:space="preserve">FlaiX Expert · dossier de développement · généré le 2026-10-25 depuis le dépôt </w:t>
       </w:r>
-      <w:hyperlink w:history="1" r:id="rIdscydffe80mgx2-l5tb1l_">
+      <w:hyperlink w:history="1" r:id="rIdv1sowqxt5ibwoxot5ctgr">
         <w:r>
           <w:rPr>
             <w:rStyle w:val="Hyperlink"/>
@@ -918,7 +918,7 @@
           <w:numId w:val="2"/>
         </w:numPr>
       </w:pPr>
-      <w:hyperlink w:history="1" r:id="rIdvba-ecp92gobinbifb1tr">
+      <w:hyperlink w:history="1" r:id="rIdscgrd_h2ioacjgw-fabms">
         <w:r>
           <w:rPr>
             <w:rStyle w:val="Hyperlink"/>
@@ -966,7 +966,7 @@
       <w:r>
         <w:t xml:space="preserve"> — créé — </w:t>
       </w:r>
-      <w:hyperlink w:history="1" r:id="rIduq40vwifkuunqvmj0uqsl">
+      <w:hyperlink w:history="1" r:id="rId1_g6sxp7wa_8c65qaxlte">
         <w:r>
           <w:rPr>
             <w:rStyle w:val="Hyperlink"/>
@@ -1003,7 +1003,7 @@
       <w:r>
         <w:t xml:space="preserve"> — créé — </w:t>
       </w:r>
-      <w:hyperlink w:history="1" r:id="rId7xxzs3nogzwxzrisbaja_">
+      <w:hyperlink w:history="1" r:id="rIdvl6w6vdkbukuqutrfo3ko">
         <w:r>
           <w:rPr>
             <w:rStyle w:val="Hyperlink"/>
@@ -1040,7 +1040,7 @@
       <w:r>
         <w:t xml:space="preserve"> — modifié — </w:t>
       </w:r>
-      <w:hyperlink w:history="1" r:id="rIdns4bxtbrppd8zovekdzeu">
+      <w:hyperlink w:history="1" r:id="rIdpipwdfu4npmsc9zwscmdu">
         <w:r>
           <w:rPr>
             <w:rStyle w:val="Hyperlink"/>
@@ -1069,7 +1069,7 @@
       <w:r>
         <w:t xml:space="preserve"> — modifié — </w:t>
       </w:r>
-      <w:hyperlink w:history="1" r:id="rIdjzuvqj15kxfh0qc-ijnqm">
+      <w:hyperlink w:history="1" r:id="rId6wwlw2sa_lln-tkshydl-">
         <w:r>
           <w:rPr>
             <w:rStyle w:val="Hyperlink"/>
@@ -1098,7 +1098,7 @@
       <w:r>
         <w:t xml:space="preserve"> — modifié — </w:t>
       </w:r>
-      <w:hyperlink w:history="1" r:id="rIdzajuondpt9c4xkb6kz6ak">
+      <w:hyperlink w:history="1" r:id="rIdvrqjlmejl82sfrd97kfhv">
         <w:r>
           <w:rPr>
             <w:rStyle w:val="Hyperlink"/>
@@ -1135,7 +1135,7 @@
       <w:r>
         <w:t xml:space="preserve"> — modifié — </w:t>
       </w:r>
-      <w:hyperlink w:history="1" r:id="rIde_c6iu_jgosqqs0hwrzpx">
+      <w:hyperlink w:history="1" r:id="rIdet1eymxktw-auiu9kh1wr">
         <w:r>
           <w:rPr>
             <w:rStyle w:val="Hyperlink"/>
@@ -1164,7 +1164,7 @@
       <w:r>
         <w:t xml:space="preserve"> — modifié — </w:t>
       </w:r>
-      <w:hyperlink w:history="1" r:id="rIdgizsjsoxu78va2kmeoiyk">
+      <w:hyperlink w:history="1" r:id="rIdrwfkerg0rjmzgrkpyi03h">
         <w:r>
           <w:rPr>
             <w:rStyle w:val="Hyperlink"/>
@@ -1193,7 +1193,7 @@
       <w:r>
         <w:t xml:space="preserve"> — modifié — </w:t>
       </w:r>
-      <w:hyperlink w:history="1" r:id="rIdspwmxl87696sckiewjndj">
+      <w:hyperlink w:history="1" r:id="rId4wwxgvpl8tna-pexgl0t5">
         <w:r>
           <w:rPr>
             <w:rStyle w:val="Hyperlink"/>
@@ -1222,7 +1222,7 @@
       <w:r>
         <w:t xml:space="preserve"> — modifié — </w:t>
       </w:r>
-      <w:hyperlink w:history="1" r:id="rIdomg1yzmww_o5-qfu09y7e">
+      <w:hyperlink w:history="1" r:id="rIdg0sasnja-43hrsammype7">
         <w:r>
           <w:rPr>
             <w:rStyle w:val="Hyperlink"/>
@@ -1251,7 +1251,7 @@
       <w:r>
         <w:t xml:space="preserve"> — modifié — </w:t>
       </w:r>
-      <w:hyperlink w:history="1" r:id="rId54ptlde4zjw6heqvh2_ys">
+      <w:hyperlink w:history="1" r:id="rIdqi2obnbzivppxisarcfhw">
         <w:r>
           <w:rPr>
             <w:rStyle w:val="Hyperlink"/>
@@ -1280,7 +1280,7 @@
       <w:r>
         <w:t xml:space="preserve"> — créé — </w:t>
       </w:r>
-      <w:hyperlink w:history="1" r:id="rIdpn7462or3hrtsswbo4ya6">
+      <w:hyperlink w:history="1" r:id="rId5hfpau330xv9-c_nyrwtl">
         <w:r>
           <w:rPr>
             <w:rStyle w:val="Hyperlink"/>
@@ -1309,7 +1309,7 @@
       <w:r>
         <w:t xml:space="preserve"> — modifié — </w:t>
       </w:r>
-      <w:hyperlink w:history="1" r:id="rIdnbjmg2qivzaez9hlfff4e">
+      <w:hyperlink w:history="1" r:id="rIdhe5kym1yy8dlwgopeo3e5">
         <w:r>
           <w:rPr>
             <w:rStyle w:val="Hyperlink"/>
@@ -1346,7 +1346,7 @@
       <w:r>
         <w:t xml:space="preserve"> — modifié — </w:t>
       </w:r>
-      <w:hyperlink w:history="1" r:id="rIdctgq1bxscgumqmmjl9wng">
+      <w:hyperlink w:history="1" r:id="rIdjl_cqu8ywensrmfrgqxbn">
         <w:r>
           <w:rPr>
             <w:rStyle w:val="Hyperlink"/>
@@ -1375,7 +1375,7 @@
       <w:r>
         <w:t xml:space="preserve"> — modifié — </w:t>
       </w:r>
-      <w:hyperlink w:history="1" r:id="rIdr80jmzlxmfloxmbr_-v99">
+      <w:hyperlink w:history="1" r:id="rId3eup7uxhjkh6ic1c-hoha">
         <w:r>
           <w:rPr>
             <w:rStyle w:val="Hyperlink"/>
@@ -1404,7 +1404,7 @@
       <w:r>
         <w:t xml:space="preserve"> — modifié — </w:t>
       </w:r>
-      <w:hyperlink w:history="1" r:id="rId3uo4i4kw9pbntoisf0pz3">
+      <w:hyperlink w:history="1" r:id="rIdccvy-bzadj9nrcj08wkbd">
         <w:r>
           <w:rPr>
             <w:rStyle w:val="Hyperlink"/>
@@ -1433,7 +1433,7 @@
       <w:r>
         <w:t xml:space="preserve"> — modifié — </w:t>
       </w:r>
-      <w:hyperlink w:history="1" r:id="rIdjtdxsdacbnmsr8iuis9ru">
+      <w:hyperlink w:history="1" r:id="rIde4fdv2tp0bj6pjywjgzzv">
         <w:r>
           <w:rPr>
             <w:rStyle w:val="Hyperlink"/>
@@ -1462,7 +1462,7 @@
       <w:r>
         <w:t xml:space="preserve"> — créé — </w:t>
       </w:r>
-      <w:hyperlink w:history="1" r:id="rIderj59wvlucueornqgrofg">
+      <w:hyperlink w:history="1" r:id="rId1xu4eieciwl6a5tpbac19">
         <w:r>
           <w:rPr>
             <w:rStyle w:val="Hyperlink"/>
@@ -1491,7 +1491,7 @@
       <w:r>
         <w:t xml:space="preserve"> — créé — </w:t>
       </w:r>
-      <w:hyperlink w:history="1" r:id="rIdqryperwsttqy0jnldq6g6">
+      <w:hyperlink w:history="1" r:id="rIdbfuhgzdn5wejxe8ozuchn">
         <w:r>
           <w:rPr>
             <w:rStyle w:val="Hyperlink"/>
@@ -1520,7 +1520,7 @@
       <w:r>
         <w:t xml:space="preserve"> — modifié — </w:t>
       </w:r>
-      <w:hyperlink w:history="1" r:id="rIdlvjkpajxlo6z_jh439f05">
+      <w:hyperlink w:history="1" r:id="rIdcrid-smbmv7uyk1fkukqe">
         <w:r>
           <w:rPr>
             <w:rStyle w:val="Hyperlink"/>
